--- a/lessons/5-2/downloads/reveal/5.2-session-2-practice-form-a.docx
+++ b/lessons/5-2/downloads/reveal/5.2-session-2-practice-form-a.docx
@@ -15,7 +15,7 @@
         <w:rPr>
           <w:rFonts w:ascii="Avenir Next" w:hAnsi="Avenir Next" w:cs="Avenir Next" w:eastAsia="Avenir Next"/>
           <w:color w:val="1A1A1A"/>
-          <w:sz w:val="20"/>
+          <w:sz w:val="22"/>
           <w:szCs w:val="20"/>
         </w:rPr>
         <w:t xml:space="preserve">Name</w:t>
@@ -33,7 +33,7 @@
         <w:rPr>
           <w:rFonts w:ascii="Avenir Next" w:hAnsi="Avenir Next" w:cs="Avenir Next" w:eastAsia="Avenir Next"/>
           <w:color w:val="1A1A1A"/>
-          <w:sz w:val="20"/>
+          <w:sz w:val="22"/>
           <w:szCs w:val="20"/>
         </w:rPr>
         <w:t xml:space="preserve">   Date</w:t>
@@ -51,7 +51,7 @@
         <w:rPr>
           <w:rFonts w:ascii="Avenir Next" w:hAnsi="Avenir Next" w:cs="Avenir Next" w:eastAsia="Avenir Next"/>
           <w:color w:val="1A1A1A"/>
-          <w:sz w:val="20"/>
+          <w:sz w:val="22"/>
           <w:szCs w:val="20"/>
         </w:rPr>
         <w:t xml:space="preserve">   Period</w:t>
@@ -78,7 +78,7 @@
           <w:caps/>
           <w:color w:val="003A70"/>
           <w:spacing w:val="12"/>
-          <w:sz w:val="19"/>
+          <w:sz w:val="22"/>
           <w:szCs w:val="19"/>
         </w:rPr>
         <w:t xml:space="preserve">Lesson 5-2  ·  Session 2  ·  Practice  ·  Form A</w:t>
@@ -86,6 +86,7 @@
     </w:p>
     <w:p>
       <w:pPr>
+        <w:pStyle w:val="Heading1"/>
         <w:keepNext/>
         <w:spacing w:before="0" w:after="10" w:line="240" w:lineRule="auto"/>
       </w:pPr>
@@ -111,7 +112,7 @@
         <w:rPr>
           <w:rFonts w:ascii="Avenir Next" w:hAnsi="Avenir Next" w:cs="Avenir Next" w:eastAsia="Avenir Next"/>
           <w:color w:val="5A5F66"/>
-          <w:sz w:val="17"/>
+          <w:sz w:val="22"/>
           <w:szCs w:val="17"/>
         </w:rPr>
         <w:t xml:space="preserve">Learning target — I can find a missing base or height of a triangle when I know its area.</w:t>
@@ -128,7 +129,7 @@
     </w:p>
     <w:p>
       <w:pPr>
-        <w:spacing w:before="0" w:after="0" w:line="60" w:lineRule="auto"/>
+        <w:spacing w:before="0" w:after="0" w:line="50" w:lineRule="exact"/>
       </w:pPr>
     </w:p>
     <w:tbl>
@@ -167,6 +168,7 @@
           </w:tcPr>
           <w:p>
             <w:pPr>
+              <w:pStyle w:val="Heading2"/>
               <w:spacing w:before="0" w:after="40" w:line="264" w:lineRule="auto"/>
             </w:pPr>
             <w:r>
@@ -194,44 +196,44 @@
                 <w:rFonts w:ascii="Avenir Next" w:hAnsi="Avenir Next" w:cs="Avenir Next" w:eastAsia="Avenir Next"/>
                 <w:b/>
                 <w:color w:val="003A70"/>
+                <w:sz w:val="22"/>
+                <w:szCs w:val="18"/>
+              </w:rPr>
+              <w:t xml:space="preserve">•</w:t>
+            </w:r>
+            <w:r>
+              <w:rPr>
+                <w:rFonts w:ascii="Avenir Next" w:hAnsi="Avenir Next" w:cs="Avenir Next" w:eastAsia="Avenir Next"/>
+                <w:color w:val="1A1A1A"/>
                 <w:sz w:val="18"/>
                 <w:szCs w:val="18"/>
               </w:rPr>
-              <w:t xml:space="preserve">•</w:t>
-            </w:r>
-            <w:r>
-              <w:rPr>
-                <w:rFonts w:ascii="Avenir Next" w:hAnsi="Avenir Next" w:cs="Avenir Next" w:eastAsia="Avenir Next"/>
-                <w:color w:val="1A1A1A"/>
-                <w:sz w:val="18"/>
+              <w:tab/>
+            </w:r>
+            <w:r>
+              <w:rPr>
+                <w:rFonts w:ascii="Avenir Next" w:hAnsi="Avenir Next" w:cs="Avenir Next" w:eastAsia="Avenir Next"/>
+                <w:color w:val="1A1A1A"/>
+                <w:sz w:val="22"/>
                 <w:szCs w:val="18"/>
               </w:rPr>
-              <w:tab/>
-            </w:r>
-            <w:r>
-              <w:rPr>
-                <w:rFonts w:ascii="Avenir Next" w:hAnsi="Avenir Next" w:cs="Avenir Next" w:eastAsia="Avenir Next"/>
-                <w:color w:val="1A1A1A"/>
-                <w:sz w:val="18"/>
+              <w:t xml:space="preserve">Work backward from </w:t>
+            </w:r>
+            <w:r>
+              <w:rPr>
+                <w:rFonts w:ascii="Avenir Next" w:hAnsi="Avenir Next" w:cs="Avenir Next" w:eastAsia="Avenir Next"/>
+                <w:b/>
+                <w:color w:val="1A1A1A"/>
+                <w:sz w:val="22"/>
                 <w:szCs w:val="18"/>
               </w:rPr>
-              <w:t xml:space="preserve">Work backward from </w:t>
-            </w:r>
-            <w:r>
-              <w:rPr>
-                <w:rFonts w:ascii="Avenir Next" w:hAnsi="Avenir Next" w:cs="Avenir Next" w:eastAsia="Avenir Next"/>
-                <w:b/>
-                <w:color w:val="1A1A1A"/>
-                <w:sz w:val="18"/>
-                <w:szCs w:val="18"/>
-              </w:rPr>
               <w:t xml:space="preserve">A = ½ × b × h</w:t>
             </w:r>
             <w:r>
               <w:rPr>
                 <w:rFonts w:ascii="Avenir Next" w:hAnsi="Avenir Next" w:cs="Avenir Next" w:eastAsia="Avenir Next"/>
                 <w:color w:val="1A1A1A"/>
-                <w:sz w:val="18"/>
+                <w:sz w:val="22"/>
                 <w:szCs w:val="18"/>
               </w:rPr>
               <w:t xml:space="preserve">.</w:t>
@@ -250,54 +252,54 @@
                 <w:rFonts w:ascii="Avenir Next" w:hAnsi="Avenir Next" w:cs="Avenir Next" w:eastAsia="Avenir Next"/>
                 <w:b/>
                 <w:color w:val="003A70"/>
+                <w:sz w:val="22"/>
+                <w:szCs w:val="18"/>
+              </w:rPr>
+              <w:t xml:space="preserve">•</w:t>
+            </w:r>
+            <w:r>
+              <w:rPr>
+                <w:rFonts w:ascii="Avenir Next" w:hAnsi="Avenir Next" w:cs="Avenir Next" w:eastAsia="Avenir Next"/>
+                <w:color w:val="1A1A1A"/>
                 <w:sz w:val="18"/>
                 <w:szCs w:val="18"/>
               </w:rPr>
-              <w:t xml:space="preserve">•</w:t>
-            </w:r>
-            <w:r>
-              <w:rPr>
-                <w:rFonts w:ascii="Avenir Next" w:hAnsi="Avenir Next" w:cs="Avenir Next" w:eastAsia="Avenir Next"/>
-                <w:color w:val="1A1A1A"/>
-                <w:sz w:val="18"/>
+              <w:tab/>
+            </w:r>
+            <w:r>
+              <w:rPr>
+                <w:rFonts w:ascii="Avenir Next" w:hAnsi="Avenir Next" w:cs="Avenir Next" w:eastAsia="Avenir Next"/>
+                <w:b/>
+                <w:color w:val="1A1A1A"/>
+                <w:sz w:val="22"/>
                 <w:szCs w:val="18"/>
               </w:rPr>
-              <w:tab/>
-            </w:r>
-            <w:r>
-              <w:rPr>
-                <w:rFonts w:ascii="Avenir Next" w:hAnsi="Avenir Next" w:cs="Avenir Next" w:eastAsia="Avenir Next"/>
-                <w:b/>
-                <w:color w:val="1A1A1A"/>
-                <w:sz w:val="18"/>
+              <w:t xml:space="preserve">Double the area</w:t>
+            </w:r>
+            <w:r>
+              <w:rPr>
+                <w:rFonts w:ascii="Avenir Next" w:hAnsi="Avenir Next" w:cs="Avenir Next" w:eastAsia="Avenir Next"/>
+                <w:color w:val="1A1A1A"/>
+                <w:sz w:val="22"/>
                 <w:szCs w:val="18"/>
               </w:rPr>
-              <w:t xml:space="preserve">Double the area</w:t>
-            </w:r>
-            <w:r>
-              <w:rPr>
-                <w:rFonts w:ascii="Avenir Next" w:hAnsi="Avenir Next" w:cs="Avenir Next" w:eastAsia="Avenir Next"/>
-                <w:color w:val="1A1A1A"/>
-                <w:sz w:val="18"/>
+              <w:t xml:space="preserve"> to undo the half, then </w:t>
+            </w:r>
+            <w:r>
+              <w:rPr>
+                <w:rFonts w:ascii="Avenir Next" w:hAnsi="Avenir Next" w:cs="Avenir Next" w:eastAsia="Avenir Next"/>
+                <w:b/>
+                <w:color w:val="1A1A1A"/>
+                <w:sz w:val="22"/>
                 <w:szCs w:val="18"/>
               </w:rPr>
-              <w:t xml:space="preserve"> to undo the half, then </w:t>
-            </w:r>
-            <w:r>
-              <w:rPr>
-                <w:rFonts w:ascii="Avenir Next" w:hAnsi="Avenir Next" w:cs="Avenir Next" w:eastAsia="Avenir Next"/>
-                <w:b/>
-                <w:color w:val="1A1A1A"/>
-                <w:sz w:val="18"/>
-                <w:szCs w:val="18"/>
-              </w:rPr>
               <w:t xml:space="preserve">divide</w:t>
             </w:r>
             <w:r>
               <w:rPr>
                 <w:rFonts w:ascii="Avenir Next" w:hAnsi="Avenir Next" w:cs="Avenir Next" w:eastAsia="Avenir Next"/>
                 <w:color w:val="1A1A1A"/>
-                <w:sz w:val="18"/>
+                <w:sz w:val="22"/>
                 <w:szCs w:val="18"/>
               </w:rPr>
               <w:t xml:space="preserve"> by the measure you know.</w:t>
@@ -316,25 +318,25 @@
                 <w:rFonts w:ascii="Avenir Next" w:hAnsi="Avenir Next" w:cs="Avenir Next" w:eastAsia="Avenir Next"/>
                 <w:b/>
                 <w:color w:val="003A70"/>
+                <w:sz w:val="22"/>
+                <w:szCs w:val="18"/>
+              </w:rPr>
+              <w:t xml:space="preserve">•</w:t>
+            </w:r>
+            <w:r>
+              <w:rPr>
+                <w:rFonts w:ascii="Avenir Next" w:hAnsi="Avenir Next" w:cs="Avenir Next" w:eastAsia="Avenir Next"/>
+                <w:color w:val="1A1A1A"/>
                 <w:sz w:val="18"/>
                 <w:szCs w:val="18"/>
               </w:rPr>
-              <w:t xml:space="preserve">•</w:t>
-            </w:r>
-            <w:r>
-              <w:rPr>
-                <w:rFonts w:ascii="Avenir Next" w:hAnsi="Avenir Next" w:cs="Avenir Next" w:eastAsia="Avenir Next"/>
-                <w:color w:val="1A1A1A"/>
-                <w:sz w:val="18"/>
-                <w:szCs w:val="18"/>
-              </w:rPr>
               <w:tab/>
             </w:r>
             <w:r>
               <w:rPr>
                 <w:rFonts w:ascii="Avenir Next" w:hAnsi="Avenir Next" w:cs="Avenir Next" w:eastAsia="Avenir Next"/>
                 <w:color w:val="1A1A1A"/>
-                <w:sz w:val="18"/>
+                <w:sz w:val="22"/>
                 <w:szCs w:val="18"/>
               </w:rPr>
               <w:t xml:space="preserve">Check: ½ × b × h gives the area. A base or height is in cm, not cm².</w:t>
@@ -349,6 +351,7 @@
           </w:tcPr>
           <w:p>
             <w:pPr>
+              <w:pStyle w:val="Heading2"/>
               <w:spacing w:before="0" w:after="40" w:line="264" w:lineRule="auto"/>
             </w:pPr>
             <w:r>
@@ -371,7 +374,7 @@
               <w:rPr>
                 <w:rFonts w:ascii="Avenir Next" w:hAnsi="Avenir Next" w:cs="Avenir Next" w:eastAsia="Avenir Next"/>
                 <w:color w:val="1A1A1A"/>
-                <w:sz w:val="17"/>
+                <w:sz w:val="22"/>
                 <w:szCs w:val="17"/>
               </w:rPr>
               <w:t xml:space="preserve">Area 40 cm², base 10 cm. Find the height.</w:t>
@@ -390,27 +393,27 @@
                 <w:rFonts w:ascii="Avenir Next" w:hAnsi="Avenir Next" w:cs="Avenir Next" w:eastAsia="Avenir Next"/>
                 <w:b/>
                 <w:color w:val="003A70"/>
+                <w:sz w:val="22"/>
+                <w:szCs w:val="17"/>
+              </w:rPr>
+              <w:t xml:space="preserve">Step 1</w:t>
+            </w:r>
+            <w:r>
+              <w:rPr>
+                <w:rFonts w:ascii="Avenir Next" w:hAnsi="Avenir Next" w:cs="Avenir Next" w:eastAsia="Avenir Next"/>
+                <w:color w:val="1A1A1A"/>
                 <w:sz w:val="17"/>
                 <w:szCs w:val="17"/>
               </w:rPr>
-              <w:t xml:space="preserve">Step 1</w:t>
-            </w:r>
-            <w:r>
-              <w:rPr>
-                <w:rFonts w:ascii="Avenir Next" w:hAnsi="Avenir Next" w:cs="Avenir Next" w:eastAsia="Avenir Next"/>
-                <w:color w:val="1A1A1A"/>
-                <w:sz w:val="17"/>
+              <w:tab/>
+            </w:r>
+            <w:r>
+              <w:rPr>
+                <w:rFonts w:ascii="Avenir Next" w:hAnsi="Avenir Next" w:cs="Avenir Next" w:eastAsia="Avenir Next"/>
+                <w:color w:val="1A1A1A"/>
+                <w:sz w:val="22"/>
                 <w:szCs w:val="17"/>
               </w:rPr>
-              <w:tab/>
-            </w:r>
-            <w:r>
-              <w:rPr>
-                <w:rFonts w:ascii="Avenir Next" w:hAnsi="Avenir Next" w:cs="Avenir Next" w:eastAsia="Avenir Next"/>
-                <w:color w:val="1A1A1A"/>
-                <w:sz w:val="17"/>
-                <w:szCs w:val="17"/>
-              </w:rPr>
               <w:t xml:space="preserve">40 = ½ × 10 × </w:t>
             </w:r>
             <w:r>
@@ -418,7 +421,7 @@
                 <w:rFonts w:ascii="Avenir Next" w:hAnsi="Avenir Next" w:cs="Avenir Next" w:eastAsia="Avenir Next"/>
                 <w:i/>
                 <w:color w:val="1A1A1A"/>
-                <w:sz w:val="17"/>
+                <w:sz w:val="22"/>
                 <w:szCs w:val="17"/>
               </w:rPr>
               <w:t xml:space="preserve">h</w:t>
@@ -437,25 +440,25 @@
                 <w:rFonts w:ascii="Avenir Next" w:hAnsi="Avenir Next" w:cs="Avenir Next" w:eastAsia="Avenir Next"/>
                 <w:b/>
                 <w:color w:val="003A70"/>
+                <w:sz w:val="22"/>
+                <w:szCs w:val="17"/>
+              </w:rPr>
+              <w:t xml:space="preserve">Step 2</w:t>
+            </w:r>
+            <w:r>
+              <w:rPr>
+                <w:rFonts w:ascii="Avenir Next" w:hAnsi="Avenir Next" w:cs="Avenir Next" w:eastAsia="Avenir Next"/>
+                <w:color w:val="1A1A1A"/>
                 <w:sz w:val="17"/>
                 <w:szCs w:val="17"/>
               </w:rPr>
-              <w:t xml:space="preserve">Step 2</w:t>
-            </w:r>
-            <w:r>
-              <w:rPr>
-                <w:rFonts w:ascii="Avenir Next" w:hAnsi="Avenir Next" w:cs="Avenir Next" w:eastAsia="Avenir Next"/>
-                <w:color w:val="1A1A1A"/>
-                <w:sz w:val="17"/>
-                <w:szCs w:val="17"/>
-              </w:rPr>
               <w:tab/>
             </w:r>
             <w:r>
               <w:rPr>
                 <w:rFonts w:ascii="Avenir Next" w:hAnsi="Avenir Next" w:cs="Avenir Next" w:eastAsia="Avenir Next"/>
                 <w:color w:val="1A1A1A"/>
-                <w:sz w:val="17"/>
+                <w:sz w:val="22"/>
                 <w:szCs w:val="17"/>
               </w:rPr>
               <w:t xml:space="preserve">2 × 40 = 80</w:t>
@@ -474,25 +477,25 @@
                 <w:rFonts w:ascii="Avenir Next" w:hAnsi="Avenir Next" w:cs="Avenir Next" w:eastAsia="Avenir Next"/>
                 <w:b/>
                 <w:color w:val="003A70"/>
+                <w:sz w:val="22"/>
+                <w:szCs w:val="17"/>
+              </w:rPr>
+              <w:t xml:space="preserve">Step 3</w:t>
+            </w:r>
+            <w:r>
+              <w:rPr>
+                <w:rFonts w:ascii="Avenir Next" w:hAnsi="Avenir Next" w:cs="Avenir Next" w:eastAsia="Avenir Next"/>
+                <w:color w:val="1A1A1A"/>
                 <w:sz w:val="17"/>
                 <w:szCs w:val="17"/>
               </w:rPr>
-              <w:t xml:space="preserve">Step 3</w:t>
-            </w:r>
-            <w:r>
-              <w:rPr>
-                <w:rFonts w:ascii="Avenir Next" w:hAnsi="Avenir Next" w:cs="Avenir Next" w:eastAsia="Avenir Next"/>
-                <w:color w:val="1A1A1A"/>
-                <w:sz w:val="17"/>
-                <w:szCs w:val="17"/>
-              </w:rPr>
               <w:tab/>
             </w:r>
             <w:r>
               <w:rPr>
                 <w:rFonts w:ascii="Avenir Next" w:hAnsi="Avenir Next" w:cs="Avenir Next" w:eastAsia="Avenir Next"/>
                 <w:color w:val="1A1A1A"/>
-                <w:sz w:val="17"/>
+                <w:sz w:val="22"/>
                 <w:szCs w:val="17"/>
               </w:rPr>
               <w:t xml:space="preserve">80 ÷ 10 = 8</w:t>
@@ -511,18 +514,18 @@
                 <w:rFonts w:ascii="Avenir Next" w:hAnsi="Avenir Next" w:cs="Avenir Next" w:eastAsia="Avenir Next"/>
                 <w:b/>
                 <w:color w:val="1A1A1A"/>
+                <w:sz w:val="22"/>
+                <w:szCs w:val="17"/>
+              </w:rPr>
+              <w:t xml:space="preserve">Answer</w:t>
+            </w:r>
+            <w:r>
+              <w:rPr>
+                <w:rFonts w:ascii="Avenir Next" w:hAnsi="Avenir Next" w:cs="Avenir Next" w:eastAsia="Avenir Next"/>
+                <w:color w:val="1A1A1A"/>
                 <w:sz w:val="17"/>
                 <w:szCs w:val="17"/>
               </w:rPr>
-              <w:t xml:space="preserve">Answer</w:t>
-            </w:r>
-            <w:r>
-              <w:rPr>
-                <w:rFonts w:ascii="Avenir Next" w:hAnsi="Avenir Next" w:cs="Avenir Next" w:eastAsia="Avenir Next"/>
-                <w:color w:val="1A1A1A"/>
-                <w:sz w:val="17"/>
-                <w:szCs w:val="17"/>
-              </w:rPr>
               <w:tab/>
             </w:r>
             <w:r>
@@ -530,7 +533,7 @@
                 <w:rFonts w:ascii="Avenir Next" w:hAnsi="Avenir Next" w:cs="Avenir Next" w:eastAsia="Avenir Next"/>
                 <w:b/>
                 <w:color w:val="1A1A1A"/>
-                <w:sz w:val="17"/>
+                <w:sz w:val="22"/>
                 <w:szCs w:val="17"/>
               </w:rPr>
               <w:t xml:space="preserve">8 cm</w:t>
@@ -559,7 +562,7 @@
           <w:rFonts w:ascii="Avenir Next" w:hAnsi="Avenir Next" w:cs="Avenir Next" w:eastAsia="Avenir Next"/>
           <w:b/>
           <w:color w:val="1A1A1A"/>
-          <w:sz w:val="17"/>
+          <w:sz w:val="22"/>
           <w:szCs w:val="17"/>
         </w:rPr>
         <w:t xml:space="preserve">area</w:t>
@@ -569,7 +572,7 @@
           <w:rFonts w:ascii="Avenir Next" w:hAnsi="Avenir Next" w:cs="Avenir Next" w:eastAsia="Avenir Next"/>
           <w:i/>
           <w:color w:val="5A5F66"/>
-          <w:sz w:val="17"/>
+          <w:sz w:val="22"/>
           <w:szCs w:val="17"/>
         </w:rPr>
         <w:t xml:space="preserve"> (área)</w:t>
@@ -578,7 +581,7 @@
         <w:rPr>
           <w:rFonts w:ascii="Avenir Next" w:hAnsi="Avenir Next" w:cs="Avenir Next" w:eastAsia="Avenir Next"/>
           <w:color w:val="5A5F66"/>
-          <w:sz w:val="17"/>
+          <w:sz w:val="22"/>
           <w:szCs w:val="17"/>
         </w:rPr>
         <w:t xml:space="preserve">   ·   </w:t>
@@ -588,7 +591,7 @@
           <w:rFonts w:ascii="Avenir Next" w:hAnsi="Avenir Next" w:cs="Avenir Next" w:eastAsia="Avenir Next"/>
           <w:b/>
           <w:color w:val="1A1A1A"/>
-          <w:sz w:val="17"/>
+          <w:sz w:val="22"/>
           <w:szCs w:val="17"/>
         </w:rPr>
         <w:t xml:space="preserve">formula</w:t>
@@ -598,7 +601,7 @@
           <w:rFonts w:ascii="Avenir Next" w:hAnsi="Avenir Next" w:cs="Avenir Next" w:eastAsia="Avenir Next"/>
           <w:i/>
           <w:color w:val="5A5F66"/>
-          <w:sz w:val="17"/>
+          <w:sz w:val="22"/>
           <w:szCs w:val="17"/>
         </w:rPr>
         <w:t xml:space="preserve"> (fórmula)</w:t>
@@ -607,7 +610,7 @@
         <w:rPr>
           <w:rFonts w:ascii="Avenir Next" w:hAnsi="Avenir Next" w:cs="Avenir Next" w:eastAsia="Avenir Next"/>
           <w:color w:val="5A5F66"/>
-          <w:sz w:val="17"/>
+          <w:sz w:val="22"/>
           <w:szCs w:val="17"/>
         </w:rPr>
         <w:t xml:space="preserve">   ·   </w:t>
@@ -617,7 +620,7 @@
           <w:rFonts w:ascii="Avenir Next" w:hAnsi="Avenir Next" w:cs="Avenir Next" w:eastAsia="Avenir Next"/>
           <w:b/>
           <w:color w:val="1A1A1A"/>
-          <w:sz w:val="17"/>
+          <w:sz w:val="22"/>
           <w:szCs w:val="17"/>
         </w:rPr>
         <w:t xml:space="preserve">inverse operation</w:t>
@@ -627,7 +630,7 @@
           <w:rFonts w:ascii="Avenir Next" w:hAnsi="Avenir Next" w:cs="Avenir Next" w:eastAsia="Avenir Next"/>
           <w:i/>
           <w:color w:val="5A5F66"/>
-          <w:sz w:val="17"/>
+          <w:sz w:val="22"/>
           <w:szCs w:val="17"/>
         </w:rPr>
         <w:t xml:space="preserve"> (operación inversa)</w:t>
@@ -635,6 +638,7 @@
     </w:p>
     <w:p>
       <w:pPr>
+        <w:pStyle w:val="Heading2"/>
         <w:keepNext/>
         <w:pBdr>
           <w:bottom w:val="single" w:sz="8" w:space="3" w:color="003A70"/>
@@ -650,7 +654,7 @@
           <w:b/>
           <w:color w:val="003A70"/>
           <w:spacing w:val="14"/>
-          <w:sz w:val="19"/>
+          <w:sz w:val="22"/>
           <w:szCs w:val="19"/>
         </w:rPr>
         <w:t xml:space="preserve">PRACTICE</w:t>
@@ -669,7 +673,7 @@
           <w:rFonts w:ascii="Avenir Next" w:hAnsi="Avenir Next" w:cs="Avenir Next" w:eastAsia="Avenir Next"/>
           <w:i/>
           <w:color w:val="5A5F66"/>
-          <w:sz w:val="17"/>
+          <w:sz w:val="22"/>
           <w:szCs w:val="17"/>
         </w:rPr>
         <w:t xml:space="preserve">show your work · label units</w:t>
@@ -677,7 +681,7 @@
     </w:p>
     <w:p>
       <w:pPr>
-        <w:spacing w:before="0" w:after="0" w:line="20" w:lineRule="exact"/>
+        <w:spacing w:before="0" w:after="0" w:line="50" w:lineRule="exact"/>
       </w:pPr>
     </w:p>
     <w:tbl>
@@ -727,25 +731,25 @@
                 <w:rFonts w:ascii="Avenir Next" w:hAnsi="Avenir Next" w:cs="Avenir Next" w:eastAsia="Avenir Next"/>
                 <w:b/>
                 <w:color w:val="1A1A1A"/>
+                <w:sz w:val="22"/>
+                <w:szCs w:val="20"/>
+              </w:rPr>
+              <w:t xml:space="preserve">1.</w:t>
+            </w:r>
+            <w:r>
+              <w:rPr>
+                <w:rFonts w:ascii="Avenir Next" w:hAnsi="Avenir Next" w:cs="Avenir Next" w:eastAsia="Avenir Next"/>
+                <w:color w:val="1A1A1A"/>
                 <w:sz w:val="20"/>
                 <w:szCs w:val="20"/>
               </w:rPr>
-              <w:t xml:space="preserve">1.</w:t>
-            </w:r>
-            <w:r>
-              <w:rPr>
-                <w:rFonts w:ascii="Avenir Next" w:hAnsi="Avenir Next" w:cs="Avenir Next" w:eastAsia="Avenir Next"/>
-                <w:color w:val="1A1A1A"/>
-                <w:sz w:val="20"/>
-                <w:szCs w:val="20"/>
-              </w:rPr>
               <w:tab/>
             </w:r>
             <w:r>
               <w:rPr>
                 <w:rFonts w:ascii="Avenir Next" w:hAnsi="Avenir Next" w:cs="Avenir Next" w:eastAsia="Avenir Next"/>
                 <w:color w:val="1A1A1A"/>
-                <w:sz w:val="20"/>
+                <w:sz w:val="22"/>
                 <w:szCs w:val="20"/>
               </w:rPr>
               <w:t xml:space="preserve">Find the missing measure of each triangle.</w:t>
@@ -800,25 +804,25 @@
                       <w:rFonts w:ascii="Avenir Next" w:hAnsi="Avenir Next" w:cs="Avenir Next" w:eastAsia="Avenir Next"/>
                       <w:b/>
                       <w:color w:val="003A70"/>
+                      <w:sz w:val="22"/>
+                      <w:szCs w:val="20"/>
+                    </w:rPr>
+                    <w:t xml:space="preserve">a.</w:t>
+                  </w:r>
+                  <w:r>
+                    <w:rPr>
+                      <w:rFonts w:ascii="Avenir Next" w:hAnsi="Avenir Next" w:cs="Avenir Next" w:eastAsia="Avenir Next"/>
+                      <w:color w:val="1A1A1A"/>
                       <w:sz w:val="20"/>
                       <w:szCs w:val="20"/>
                     </w:rPr>
-                    <w:t xml:space="preserve">a.</w:t>
-                  </w:r>
-                  <w:r>
-                    <w:rPr>
-                      <w:rFonts w:ascii="Avenir Next" w:hAnsi="Avenir Next" w:cs="Avenir Next" w:eastAsia="Avenir Next"/>
-                      <w:color w:val="1A1A1A"/>
-                      <w:sz w:val="20"/>
-                      <w:szCs w:val="20"/>
-                    </w:rPr>
                     <w:tab/>
                   </w:r>
                   <w:r>
                     <w:rPr>
                       <w:rFonts w:ascii="Avenir Next" w:hAnsi="Avenir Next" w:cs="Avenir Next" w:eastAsia="Avenir Next"/>
                       <w:color w:val="1A1A1A"/>
-                      <w:sz w:val="20"/>
+                      <w:sz w:val="22"/>
                       <w:szCs w:val="20"/>
                     </w:rPr>
                     <w:t xml:space="preserve">A = 18 cm², h = 4 cm; b =</w:t>
@@ -862,25 +866,25 @@
                       <w:rFonts w:ascii="Avenir Next" w:hAnsi="Avenir Next" w:cs="Avenir Next" w:eastAsia="Avenir Next"/>
                       <w:b/>
                       <w:color w:val="003A70"/>
+                      <w:sz w:val="22"/>
+                      <w:szCs w:val="20"/>
+                    </w:rPr>
+                    <w:t xml:space="preserve">b.</w:t>
+                  </w:r>
+                  <w:r>
+                    <w:rPr>
+                      <w:rFonts w:ascii="Avenir Next" w:hAnsi="Avenir Next" w:cs="Avenir Next" w:eastAsia="Avenir Next"/>
+                      <w:color w:val="1A1A1A"/>
                       <w:sz w:val="20"/>
                       <w:szCs w:val="20"/>
                     </w:rPr>
-                    <w:t xml:space="preserve">b.</w:t>
-                  </w:r>
-                  <w:r>
-                    <w:rPr>
-                      <w:rFonts w:ascii="Avenir Next" w:hAnsi="Avenir Next" w:cs="Avenir Next" w:eastAsia="Avenir Next"/>
-                      <w:color w:val="1A1A1A"/>
-                      <w:sz w:val="20"/>
-                      <w:szCs w:val="20"/>
-                    </w:rPr>
                     <w:tab/>
                   </w:r>
                   <w:r>
                     <w:rPr>
                       <w:rFonts w:ascii="Avenir Next" w:hAnsi="Avenir Next" w:cs="Avenir Next" w:eastAsia="Avenir Next"/>
                       <w:color w:val="1A1A1A"/>
-                      <w:sz w:val="20"/>
+                      <w:sz w:val="22"/>
                       <w:szCs w:val="20"/>
                     </w:rPr>
                     <w:t xml:space="preserve">A = 36 in², b = 9 in; h =</w:t>
@@ -930,25 +934,25 @@
                       <w:rFonts w:ascii="Avenir Next" w:hAnsi="Avenir Next" w:cs="Avenir Next" w:eastAsia="Avenir Next"/>
                       <w:b/>
                       <w:color w:val="003A70"/>
+                      <w:sz w:val="22"/>
+                      <w:szCs w:val="20"/>
+                    </w:rPr>
+                    <w:t xml:space="preserve">c.</w:t>
+                  </w:r>
+                  <w:r>
+                    <w:rPr>
+                      <w:rFonts w:ascii="Avenir Next" w:hAnsi="Avenir Next" w:cs="Avenir Next" w:eastAsia="Avenir Next"/>
+                      <w:color w:val="1A1A1A"/>
                       <w:sz w:val="20"/>
                       <w:szCs w:val="20"/>
                     </w:rPr>
-                    <w:t xml:space="preserve">c.</w:t>
-                  </w:r>
-                  <w:r>
-                    <w:rPr>
-                      <w:rFonts w:ascii="Avenir Next" w:hAnsi="Avenir Next" w:cs="Avenir Next" w:eastAsia="Avenir Next"/>
-                      <w:color w:val="1A1A1A"/>
-                      <w:sz w:val="20"/>
-                      <w:szCs w:val="20"/>
-                    </w:rPr>
                     <w:tab/>
                   </w:r>
                   <w:r>
                     <w:rPr>
                       <w:rFonts w:ascii="Avenir Next" w:hAnsi="Avenir Next" w:cs="Avenir Next" w:eastAsia="Avenir Next"/>
                       <w:color w:val="1A1A1A"/>
-                      <w:sz w:val="20"/>
+                      <w:sz w:val="22"/>
                       <w:szCs w:val="20"/>
                     </w:rPr>
                     <w:t xml:space="preserve">A = 50 m², h = 10 m; b =</w:t>
@@ -992,25 +996,25 @@
                       <w:rFonts w:ascii="Avenir Next" w:hAnsi="Avenir Next" w:cs="Avenir Next" w:eastAsia="Avenir Next"/>
                       <w:b/>
                       <w:color w:val="003A70"/>
+                      <w:sz w:val="22"/>
+                      <w:szCs w:val="20"/>
+                    </w:rPr>
+                    <w:t xml:space="preserve">d.</w:t>
+                  </w:r>
+                  <w:r>
+                    <w:rPr>
+                      <w:rFonts w:ascii="Avenir Next" w:hAnsi="Avenir Next" w:cs="Avenir Next" w:eastAsia="Avenir Next"/>
+                      <w:color w:val="1A1A1A"/>
                       <w:sz w:val="20"/>
                       <w:szCs w:val="20"/>
                     </w:rPr>
-                    <w:t xml:space="preserve">d.</w:t>
-                  </w:r>
-                  <w:r>
-                    <w:rPr>
-                      <w:rFonts w:ascii="Avenir Next" w:hAnsi="Avenir Next" w:cs="Avenir Next" w:eastAsia="Avenir Next"/>
-                      <w:color w:val="1A1A1A"/>
-                      <w:sz w:val="20"/>
-                      <w:szCs w:val="20"/>
-                    </w:rPr>
                     <w:tab/>
                   </w:r>
                   <w:r>
                     <w:rPr>
                       <w:rFonts w:ascii="Avenir Next" w:hAnsi="Avenir Next" w:cs="Avenir Next" w:eastAsia="Avenir Next"/>
                       <w:color w:val="1A1A1A"/>
-                      <w:sz w:val="20"/>
+                      <w:sz w:val="22"/>
                       <w:szCs w:val="20"/>
                     </w:rPr>
                     <w:t xml:space="preserve">A = 63 ft², b = 14 ft; h =</w:t>
@@ -1040,7 +1044,7 @@
           </w:tbl>
           <w:p>
             <w:pPr>
-              <w:spacing w:before="0" w:after="0" w:line="24" w:lineRule="auto"/>
+              <w:spacing w:before="0" w:after="0" w:line="50" w:lineRule="exact"/>
             </w:pPr>
           </w:p>
         </w:tc>
@@ -1048,12 +1052,12 @@
     </w:tbl>
     <w:p>
       <w:pPr>
-        <w:spacing w:before="0" w:after="0" w:line="20" w:lineRule="exact"/>
+        <w:spacing w:before="0" w:after="0" w:line="50" w:lineRule="exact"/>
       </w:pPr>
     </w:p>
     <w:p>
       <w:pPr>
-        <w:spacing w:before="0" w:after="0" w:line="20" w:lineRule="exact"/>
+        <w:spacing w:before="0" w:after="0" w:line="50" w:lineRule="exact"/>
       </w:pPr>
     </w:p>
     <w:tbl>
@@ -1137,35 +1141,35 @@
                       <w:rFonts w:ascii="Avenir Next" w:hAnsi="Avenir Next" w:cs="Avenir Next" w:eastAsia="Avenir Next"/>
                       <w:b/>
                       <w:color w:val="1A1A1A"/>
+                      <w:sz w:val="22"/>
+                      <w:szCs w:val="20"/>
+                    </w:rPr>
+                    <w:t xml:space="preserve">2.</w:t>
+                  </w:r>
+                  <w:r>
+                    <w:rPr>
+                      <w:rFonts w:ascii="Avenir Next" w:hAnsi="Avenir Next" w:cs="Avenir Next" w:eastAsia="Avenir Next"/>
+                      <w:color w:val="1A1A1A"/>
                       <w:sz w:val="20"/>
                       <w:szCs w:val="20"/>
                     </w:rPr>
-                    <w:t xml:space="preserve">2.</w:t>
-                  </w:r>
-                  <w:r>
-                    <w:rPr>
-                      <w:rFonts w:ascii="Avenir Next" w:hAnsi="Avenir Next" w:cs="Avenir Next" w:eastAsia="Avenir Next"/>
-                      <w:color w:val="1A1A1A"/>
-                      <w:sz w:val="20"/>
+                    <w:tab/>
+                  </w:r>
+                  <w:r>
+                    <w:rPr>
+                      <w:rFonts w:ascii="Avenir Next" w:hAnsi="Avenir Next" w:cs="Avenir Next" w:eastAsia="Avenir Next"/>
+                      <w:b/>
+                      <w:color w:val="1A1A1A"/>
+                      <w:sz w:val="22"/>
                       <w:szCs w:val="20"/>
                     </w:rPr>
-                    <w:tab/>
-                  </w:r>
-                  <w:r>
-                    <w:rPr>
-                      <w:rFonts w:ascii="Avenir Next" w:hAnsi="Avenir Next" w:cs="Avenir Next" w:eastAsia="Avenir Next"/>
-                      <w:b/>
-                      <w:color w:val="1A1A1A"/>
-                      <w:sz w:val="20"/>
-                      <w:szCs w:val="20"/>
-                    </w:rPr>
                     <w:t xml:space="preserve">Park Lot.  </w:t>
                   </w:r>
                   <w:r>
                     <w:rPr>
                       <w:rFonts w:ascii="Avenir Next" w:hAnsi="Avenir Next" w:cs="Avenir Next" w:eastAsia="Avenir Next"/>
                       <w:color w:val="1A1A1A"/>
-                      <w:sz w:val="20"/>
+                      <w:sz w:val="22"/>
                       <w:szCs w:val="20"/>
                     </w:rPr>
                     <w:t xml:space="preserve">A triangular lot covers 126 yd². Its height is 18 yd.</w:t>
@@ -1182,7 +1186,7 @@
                       <w:rFonts w:ascii="Avenir Next" w:hAnsi="Avenir Next" w:cs="Avenir Next" w:eastAsia="Avenir Next"/>
                       <w:b/>
                       <w:color w:val="003A70"/>
-                      <w:sz w:val="17"/>
+                      <w:sz w:val="22"/>
                       <w:szCs w:val="17"/>
                     </w:rPr>
                     <w:t xml:space="preserve">Hint  </w:t>
@@ -1192,7 +1196,7 @@
                       <w:rFonts w:ascii="Avenir Next" w:hAnsi="Avenir Next" w:cs="Avenir Next" w:eastAsia="Avenir Next"/>
                       <w:i/>
                       <w:color w:val="5A5F66"/>
-                      <w:sz w:val="17"/>
+                      <w:sz w:val="22"/>
                       <w:szCs w:val="17"/>
                     </w:rPr>
                     <w:t xml:space="preserve">Double the area first.</w:t>
@@ -1212,25 +1216,25 @@
                       <w:rFonts w:ascii="Avenir Next" w:hAnsi="Avenir Next" w:cs="Avenir Next" w:eastAsia="Avenir Next"/>
                       <w:b/>
                       <w:color w:val="003A70"/>
+                      <w:sz w:val="22"/>
+                      <w:szCs w:val="20"/>
+                    </w:rPr>
+                    <w:t xml:space="preserve">a.</w:t>
+                  </w:r>
+                  <w:r>
+                    <w:rPr>
+                      <w:rFonts w:ascii="Avenir Next" w:hAnsi="Avenir Next" w:cs="Avenir Next" w:eastAsia="Avenir Next"/>
+                      <w:color w:val="1A1A1A"/>
                       <w:sz w:val="20"/>
                       <w:szCs w:val="20"/>
                     </w:rPr>
-                    <w:t xml:space="preserve">a.</w:t>
-                  </w:r>
-                  <w:r>
-                    <w:rPr>
-                      <w:rFonts w:ascii="Avenir Next" w:hAnsi="Avenir Next" w:cs="Avenir Next" w:eastAsia="Avenir Next"/>
-                      <w:color w:val="1A1A1A"/>
-                      <w:sz w:val="20"/>
-                      <w:szCs w:val="20"/>
-                    </w:rPr>
                     <w:tab/>
                   </w:r>
                   <w:r>
                     <w:rPr>
                       <w:rFonts w:ascii="Avenir Next" w:hAnsi="Avenir Next" w:cs="Avenir Next" w:eastAsia="Avenir Next"/>
                       <w:color w:val="1A1A1A"/>
-                      <w:sz w:val="20"/>
+                      <w:sz w:val="22"/>
                       <w:szCs w:val="20"/>
                     </w:rPr>
                     <w:t xml:space="preserve">Fill in the formula: 126 = ½ × </w:t>
@@ -1249,7 +1253,7 @@
                     <w:rPr>
                       <w:rFonts w:ascii="Avenir Next" w:hAnsi="Avenir Next" w:cs="Avenir Next" w:eastAsia="Avenir Next"/>
                       <w:color w:val="1A1A1A"/>
-                      <w:sz w:val="20"/>
+                      <w:sz w:val="22"/>
                       <w:szCs w:val="20"/>
                     </w:rPr>
                     <w:t xml:space="preserve"> × </w:t>
@@ -1279,44 +1283,44 @@
                       <w:rFonts w:ascii="Avenir Next" w:hAnsi="Avenir Next" w:cs="Avenir Next" w:eastAsia="Avenir Next"/>
                       <w:b/>
                       <w:color w:val="003A70"/>
+                      <w:sz w:val="22"/>
+                      <w:szCs w:val="20"/>
+                    </w:rPr>
+                    <w:t xml:space="preserve">b.</w:t>
+                  </w:r>
+                  <w:r>
+                    <w:rPr>
+                      <w:rFonts w:ascii="Avenir Next" w:hAnsi="Avenir Next" w:cs="Avenir Next" w:eastAsia="Avenir Next"/>
+                      <w:color w:val="1A1A1A"/>
                       <w:sz w:val="20"/>
                       <w:szCs w:val="20"/>
                     </w:rPr>
-                    <w:t xml:space="preserve">b.</w:t>
-                  </w:r>
-                  <w:r>
-                    <w:rPr>
-                      <w:rFonts w:ascii="Avenir Next" w:hAnsi="Avenir Next" w:cs="Avenir Next" w:eastAsia="Avenir Next"/>
-                      <w:color w:val="1A1A1A"/>
-                      <w:sz w:val="20"/>
+                    <w:tab/>
+                  </w:r>
+                  <w:r>
+                    <w:rPr>
+                      <w:rFonts w:ascii="Avenir Next" w:hAnsi="Avenir Next" w:cs="Avenir Next" w:eastAsia="Avenir Next"/>
+                      <w:color w:val="1A1A1A"/>
+                      <w:sz w:val="22"/>
                       <w:szCs w:val="20"/>
                     </w:rPr>
-                    <w:tab/>
-                  </w:r>
-                  <w:r>
-                    <w:rPr>
-                      <w:rFonts w:ascii="Avenir Next" w:hAnsi="Avenir Next" w:cs="Avenir Next" w:eastAsia="Avenir Next"/>
-                      <w:color w:val="1A1A1A"/>
-                      <w:sz w:val="20"/>
+                    <w:t xml:space="preserve">Find the base </w:t>
+                  </w:r>
+                  <w:r>
+                    <w:rPr>
+                      <w:rFonts w:ascii="Avenir Next" w:hAnsi="Avenir Next" w:cs="Avenir Next" w:eastAsia="Avenir Next"/>
+                      <w:i/>
+                      <w:color w:val="1A1A1A"/>
+                      <w:sz w:val="22"/>
                       <w:szCs w:val="20"/>
                     </w:rPr>
-                    <w:t xml:space="preserve">Find the base </w:t>
-                  </w:r>
-                  <w:r>
-                    <w:rPr>
-                      <w:rFonts w:ascii="Avenir Next" w:hAnsi="Avenir Next" w:cs="Avenir Next" w:eastAsia="Avenir Next"/>
-                      <w:i/>
-                      <w:color w:val="1A1A1A"/>
-                      <w:sz w:val="20"/>
-                      <w:szCs w:val="20"/>
-                    </w:rPr>
                     <w:t xml:space="preserve">b</w:t>
                   </w:r>
                   <w:r>
                     <w:rPr>
                       <w:rFonts w:ascii="Avenir Next" w:hAnsi="Avenir Next" w:cs="Avenir Next" w:eastAsia="Avenir Next"/>
                       <w:color w:val="1A1A1A"/>
-                      <w:sz w:val="20"/>
+                      <w:sz w:val="22"/>
                       <w:szCs w:val="20"/>
                     </w:rPr>
                     <w:t xml:space="preserve">.</w:t>
@@ -1344,7 +1348,7 @@
                     <w:rPr>
                       <w:rFonts w:ascii="Avenir Next" w:hAnsi="Avenir Next" w:cs="Avenir Next" w:eastAsia="Avenir Next"/>
                       <w:color w:val="1A1A1A"/>
-                      <w:sz w:val="20"/>
+                      <w:sz w:val="22"/>
                       <w:szCs w:val="20"/>
                     </w:rPr>
                     <w:t xml:space="preserve"> yd</w:t>
@@ -1365,7 +1369,7 @@
                     <w:drawing>
                       <wp:inline distT="0" distB="0" distL="0" distR="0">
                         <wp:extent cx="1920240" cy="1165860"/>
-                        <wp:docPr id="1" name="Figure 1"/>
+                        <wp:docPr id="1" name="Figure 1" descr="Triangle. Dims: base: b; height: 18 yd."/>
                         <a:graphic xmlns:a="http://schemas.openxmlformats.org/drawingml/2006/main">
                           <a:graphicData uri="http://schemas.openxmlformats.org/drawingml/2006/picture">
                             <pic:pic xmlns:pic="http://schemas.openxmlformats.org/drawingml/2006/picture">
@@ -1400,7 +1404,7 @@
           </w:tbl>
           <w:p>
             <w:pPr>
-              <w:spacing w:before="0" w:after="0" w:line="24" w:lineRule="auto"/>
+              <w:spacing w:before="0" w:after="0" w:line="50" w:lineRule="exact"/>
             </w:pPr>
           </w:p>
         </w:tc>
@@ -1408,12 +1412,12 @@
     </w:tbl>
     <w:p>
       <w:pPr>
-        <w:spacing w:before="0" w:after="0" w:line="20" w:lineRule="exact"/>
+        <w:spacing w:before="0" w:after="0" w:line="50" w:lineRule="exact"/>
       </w:pPr>
     </w:p>
     <w:p>
       <w:pPr>
-        <w:spacing w:before="0" w:after="0" w:line="20" w:lineRule="exact"/>
+        <w:spacing w:before="0" w:after="0" w:line="50" w:lineRule="exact"/>
       </w:pPr>
     </w:p>
     <w:tbl>
@@ -1464,18 +1468,18 @@
                 <w:rFonts w:ascii="Avenir Next" w:hAnsi="Avenir Next" w:cs="Avenir Next" w:eastAsia="Avenir Next"/>
                 <w:b/>
                 <w:color w:val="1A1A1A"/>
+                <w:sz w:val="22"/>
+                <w:szCs w:val="20"/>
+              </w:rPr>
+              <w:t xml:space="preserve">3.</w:t>
+            </w:r>
+            <w:r>
+              <w:rPr>
+                <w:rFonts w:ascii="Avenir Next" w:hAnsi="Avenir Next" w:cs="Avenir Next" w:eastAsia="Avenir Next"/>
+                <w:color w:val="1A1A1A"/>
                 <w:sz w:val="20"/>
                 <w:szCs w:val="20"/>
               </w:rPr>
-              <w:t xml:space="preserve">3.</w:t>
-            </w:r>
-            <w:r>
-              <w:rPr>
-                <w:rFonts w:ascii="Avenir Next" w:hAnsi="Avenir Next" w:cs="Avenir Next" w:eastAsia="Avenir Next"/>
-                <w:color w:val="1A1A1A"/>
-                <w:sz w:val="20"/>
-                <w:szCs w:val="20"/>
-              </w:rPr>
               <w:tab/>
             </w:r>
             <w:r>
@@ -1483,7 +1487,7 @@
                 <w:rFonts w:ascii="Avenir Next" w:hAnsi="Avenir Next" w:cs="Avenir Next" w:eastAsia="Avenir Next"/>
                 <w:b/>
                 <w:color w:val="1A1A1A"/>
-                <w:sz w:val="20"/>
+                <w:sz w:val="22"/>
                 <w:szCs w:val="20"/>
               </w:rPr>
               <w:t xml:space="preserve">Quilt Piece.  </w:t>
@@ -1492,7 +1496,7 @@
               <w:rPr>
                 <w:rFonts w:ascii="Avenir Next" w:hAnsi="Avenir Next" w:cs="Avenir Next" w:eastAsia="Avenir Next"/>
                 <w:color w:val="1A1A1A"/>
-                <w:sz w:val="20"/>
+                <w:sz w:val="22"/>
                 <w:szCs w:val="20"/>
               </w:rPr>
               <w:t xml:space="preserve">A triangular quilt piece has an area of 54 in² and a base of 12 in. Find the height.</w:t>
@@ -1511,25 +1515,25 @@
                 <w:rFonts w:ascii="Avenir Next" w:hAnsi="Avenir Next" w:cs="Avenir Next" w:eastAsia="Avenir Next"/>
                 <w:b/>
                 <w:color w:val="1A1A1A"/>
+                <w:sz w:val="22"/>
+                <w:szCs w:val="18"/>
+              </w:rPr>
+              <w:t xml:space="preserve">Answer</w:t>
+            </w:r>
+            <w:r>
+              <w:rPr>
+                <w:rFonts w:ascii="Avenir Next" w:hAnsi="Avenir Next" w:cs="Avenir Next" w:eastAsia="Avenir Next"/>
+                <w:color w:val="1A1A1A"/>
                 <w:sz w:val="18"/>
                 <w:szCs w:val="18"/>
               </w:rPr>
-              <w:t xml:space="preserve">Answer</w:t>
-            </w:r>
-            <w:r>
-              <w:rPr>
-                <w:rFonts w:ascii="Avenir Next" w:hAnsi="Avenir Next" w:cs="Avenir Next" w:eastAsia="Avenir Next"/>
-                <w:color w:val="1A1A1A"/>
-                <w:sz w:val="18"/>
-                <w:szCs w:val="18"/>
-              </w:rPr>
               <w:tab/>
             </w:r>
             <w:r>
               <w:rPr>
                 <w:rFonts w:ascii="Avenir Next" w:hAnsi="Avenir Next" w:cs="Avenir Next" w:eastAsia="Avenir Next"/>
                 <w:color w:val="1A1A1A"/>
-                <w:sz w:val="18"/>
+                <w:sz w:val="22"/>
                 <w:szCs w:val="18"/>
               </w:rPr>
               <w:t xml:space="preserve">  in.</w:t>
@@ -1555,18 +1559,18 @@
                 <w:rFonts w:ascii="Avenir Next" w:hAnsi="Avenir Next" w:cs="Avenir Next" w:eastAsia="Avenir Next"/>
                 <w:b/>
                 <w:color w:val="1A1A1A"/>
+                <w:sz w:val="22"/>
+                <w:szCs w:val="20"/>
+              </w:rPr>
+              <w:t xml:space="preserve">4.</w:t>
+            </w:r>
+            <w:r>
+              <w:rPr>
+                <w:rFonts w:ascii="Avenir Next" w:hAnsi="Avenir Next" w:cs="Avenir Next" w:eastAsia="Avenir Next"/>
+                <w:color w:val="1A1A1A"/>
                 <w:sz w:val="20"/>
                 <w:szCs w:val="20"/>
               </w:rPr>
-              <w:t xml:space="preserve">4.</w:t>
-            </w:r>
-            <w:r>
-              <w:rPr>
-                <w:rFonts w:ascii="Avenir Next" w:hAnsi="Avenir Next" w:cs="Avenir Next" w:eastAsia="Avenir Next"/>
-                <w:color w:val="1A1A1A"/>
-                <w:sz w:val="20"/>
-                <w:szCs w:val="20"/>
-              </w:rPr>
               <w:tab/>
             </w:r>
             <w:r>
@@ -1574,7 +1578,7 @@
                 <w:rFonts w:ascii="Avenir Next" w:hAnsi="Avenir Next" w:cs="Avenir Next" w:eastAsia="Avenir Next"/>
                 <w:b/>
                 <w:color w:val="1A1A1A"/>
-                <w:sz w:val="20"/>
+                <w:sz w:val="22"/>
                 <w:szCs w:val="20"/>
               </w:rPr>
               <w:t xml:space="preserve">Roof Gable.  </w:t>
@@ -1583,7 +1587,7 @@
               <w:rPr>
                 <w:rFonts w:ascii="Avenir Next" w:hAnsi="Avenir Next" w:cs="Avenir Next" w:eastAsia="Avenir Next"/>
                 <w:color w:val="1A1A1A"/>
-                <w:sz w:val="20"/>
+                <w:sz w:val="22"/>
                 <w:szCs w:val="20"/>
               </w:rPr>
               <w:t xml:space="preserve">A triangular gable covers 117 ft². Its height is 9 ft. Find the base.</w:t>
@@ -1602,25 +1606,25 @@
                 <w:rFonts w:ascii="Avenir Next" w:hAnsi="Avenir Next" w:cs="Avenir Next" w:eastAsia="Avenir Next"/>
                 <w:b/>
                 <w:color w:val="1A1A1A"/>
+                <w:sz w:val="22"/>
+                <w:szCs w:val="18"/>
+              </w:rPr>
+              <w:t xml:space="preserve">Answer</w:t>
+            </w:r>
+            <w:r>
+              <w:rPr>
+                <w:rFonts w:ascii="Avenir Next" w:hAnsi="Avenir Next" w:cs="Avenir Next" w:eastAsia="Avenir Next"/>
+                <w:color w:val="1A1A1A"/>
                 <w:sz w:val="18"/>
                 <w:szCs w:val="18"/>
               </w:rPr>
-              <w:t xml:space="preserve">Answer</w:t>
-            </w:r>
-            <w:r>
-              <w:rPr>
-                <w:rFonts w:ascii="Avenir Next" w:hAnsi="Avenir Next" w:cs="Avenir Next" w:eastAsia="Avenir Next"/>
-                <w:color w:val="1A1A1A"/>
-                <w:sz w:val="18"/>
-                <w:szCs w:val="18"/>
-              </w:rPr>
               <w:tab/>
             </w:r>
             <w:r>
               <w:rPr>
                 <w:rFonts w:ascii="Avenir Next" w:hAnsi="Avenir Next" w:cs="Avenir Next" w:eastAsia="Avenir Next"/>
                 <w:color w:val="1A1A1A"/>
-                <w:sz w:val="18"/>
+                <w:sz w:val="22"/>
                 <w:szCs w:val="18"/>
               </w:rPr>
               <w:t xml:space="preserve">  ft</w:t>
@@ -1631,12 +1635,12 @@
     </w:tbl>
     <w:p>
       <w:pPr>
-        <w:spacing w:before="0" w:after="0" w:line="20" w:lineRule="exact"/>
+        <w:spacing w:before="0" w:after="0" w:line="50" w:lineRule="exact"/>
       </w:pPr>
     </w:p>
     <w:p>
       <w:pPr>
-        <w:spacing w:before="0" w:after="0" w:line="20" w:lineRule="exact"/>
+        <w:spacing w:before="0" w:after="0" w:line="50" w:lineRule="exact"/>
       </w:pPr>
     </w:p>
     <w:tbl>
@@ -1720,54 +1724,54 @@
                       <w:rFonts w:ascii="Avenir Next" w:hAnsi="Avenir Next" w:cs="Avenir Next" w:eastAsia="Avenir Next"/>
                       <w:b/>
                       <w:color w:val="1A1A1A"/>
+                      <w:sz w:val="22"/>
+                      <w:szCs w:val="20"/>
+                    </w:rPr>
+                    <w:t xml:space="preserve">5.</w:t>
+                  </w:r>
+                  <w:r>
+                    <w:rPr>
+                      <w:rFonts w:ascii="Avenir Next" w:hAnsi="Avenir Next" w:cs="Avenir Next" w:eastAsia="Avenir Next"/>
+                      <w:color w:val="1A1A1A"/>
                       <w:sz w:val="20"/>
                       <w:szCs w:val="20"/>
                     </w:rPr>
-                    <w:t xml:space="preserve">5.</w:t>
-                  </w:r>
-                  <w:r>
-                    <w:rPr>
-                      <w:rFonts w:ascii="Avenir Next" w:hAnsi="Avenir Next" w:cs="Avenir Next" w:eastAsia="Avenir Next"/>
-                      <w:color w:val="1A1A1A"/>
-                      <w:sz w:val="20"/>
+                    <w:tab/>
+                  </w:r>
+                  <w:r>
+                    <w:rPr>
+                      <w:rFonts w:ascii="Avenir Next" w:hAnsi="Avenir Next" w:cs="Avenir Next" w:eastAsia="Avenir Next"/>
+                      <w:b/>
+                      <w:color w:val="1A1A1A"/>
+                      <w:sz w:val="22"/>
                       <w:szCs w:val="20"/>
                     </w:rPr>
-                    <w:tab/>
-                  </w:r>
-                  <w:r>
-                    <w:rPr>
-                      <w:rFonts w:ascii="Avenir Next" w:hAnsi="Avenir Next" w:cs="Avenir Next" w:eastAsia="Avenir Next"/>
-                      <w:b/>
-                      <w:color w:val="1A1A1A"/>
-                      <w:sz w:val="20"/>
+                    <w:t xml:space="preserve">Awning Panel.  </w:t>
+                  </w:r>
+                  <w:r>
+                    <w:rPr>
+                      <w:rFonts w:ascii="Avenir Next" w:hAnsi="Avenir Next" w:cs="Avenir Next" w:eastAsia="Avenir Next"/>
+                      <w:color w:val="1A1A1A"/>
+                      <w:sz w:val="22"/>
                       <w:szCs w:val="20"/>
                     </w:rPr>
-                    <w:t xml:space="preserve">Awning Panel.  </w:t>
-                  </w:r>
-                  <w:r>
-                    <w:rPr>
-                      <w:rFonts w:ascii="Avenir Next" w:hAnsi="Avenir Next" w:cs="Avenir Next" w:eastAsia="Avenir Next"/>
-                      <w:color w:val="1A1A1A"/>
-                      <w:sz w:val="20"/>
+                    <w:t xml:space="preserve">The awning panel covers 60 ft². Find the height </w:t>
+                  </w:r>
+                  <w:r>
+                    <w:rPr>
+                      <w:rFonts w:ascii="Avenir Next" w:hAnsi="Avenir Next" w:cs="Avenir Next" w:eastAsia="Avenir Next"/>
+                      <w:i/>
+                      <w:color w:val="1A1A1A"/>
+                      <w:sz w:val="22"/>
                       <w:szCs w:val="20"/>
                     </w:rPr>
-                    <w:t xml:space="preserve">The awning panel covers 60 ft². Find the height </w:t>
-                  </w:r>
-                  <w:r>
-                    <w:rPr>
-                      <w:rFonts w:ascii="Avenir Next" w:hAnsi="Avenir Next" w:cs="Avenir Next" w:eastAsia="Avenir Next"/>
-                      <w:i/>
-                      <w:color w:val="1A1A1A"/>
-                      <w:sz w:val="20"/>
-                      <w:szCs w:val="20"/>
-                    </w:rPr>
                     <w:t xml:space="preserve">h</w:t>
                   </w:r>
                   <w:r>
                     <w:rPr>
                       <w:rFonts w:ascii="Avenir Next" w:hAnsi="Avenir Next" w:cs="Avenir Next" w:eastAsia="Avenir Next"/>
                       <w:color w:val="1A1A1A"/>
-                      <w:sz w:val="20"/>
+                      <w:sz w:val="22"/>
                       <w:szCs w:val="20"/>
                     </w:rPr>
                     <w:t xml:space="preserve">.</w:t>
@@ -1784,7 +1788,7 @@
                       <w:rFonts w:ascii="Avenir Next" w:hAnsi="Avenir Next" w:cs="Avenir Next" w:eastAsia="Avenir Next"/>
                       <w:b/>
                       <w:color w:val="003A70"/>
-                      <w:sz w:val="17"/>
+                      <w:sz w:val="22"/>
                       <w:szCs w:val="17"/>
                     </w:rPr>
                     <w:t xml:space="preserve">Hint  </w:t>
@@ -1794,7 +1798,7 @@
                       <w:rFonts w:ascii="Avenir Next" w:hAnsi="Avenir Next" w:cs="Avenir Next" w:eastAsia="Avenir Next"/>
                       <w:i/>
                       <w:color w:val="5A5F66"/>
-                      <w:sz w:val="17"/>
+                      <w:sz w:val="22"/>
                       <w:szCs w:val="17"/>
                     </w:rPr>
                     <w:t xml:space="preserve">Undo the ½ by doubling 60.</w:t>
@@ -1813,25 +1817,25 @@
                       <w:rFonts w:ascii="Avenir Next" w:hAnsi="Avenir Next" w:cs="Avenir Next" w:eastAsia="Avenir Next"/>
                       <w:b/>
                       <w:color w:val="1A1A1A"/>
+                      <w:sz w:val="22"/>
+                      <w:szCs w:val="18"/>
+                    </w:rPr>
+                    <w:t xml:space="preserve">Answer</w:t>
+                  </w:r>
+                  <w:r>
+                    <w:rPr>
+                      <w:rFonts w:ascii="Avenir Next" w:hAnsi="Avenir Next" w:cs="Avenir Next" w:eastAsia="Avenir Next"/>
+                      <w:color w:val="1A1A1A"/>
                       <w:sz w:val="18"/>
                       <w:szCs w:val="18"/>
                     </w:rPr>
-                    <w:t xml:space="preserve">Answer</w:t>
-                  </w:r>
-                  <w:r>
-                    <w:rPr>
-                      <w:rFonts w:ascii="Avenir Next" w:hAnsi="Avenir Next" w:cs="Avenir Next" w:eastAsia="Avenir Next"/>
-                      <w:color w:val="1A1A1A"/>
-                      <w:sz w:val="18"/>
-                      <w:szCs w:val="18"/>
-                    </w:rPr>
                     <w:tab/>
                   </w:r>
                   <w:r>
                     <w:rPr>
                       <w:rFonts w:ascii="Avenir Next" w:hAnsi="Avenir Next" w:cs="Avenir Next" w:eastAsia="Avenir Next"/>
                       <w:color w:val="1A1A1A"/>
-                      <w:sz w:val="18"/>
+                      <w:sz w:val="22"/>
                       <w:szCs w:val="18"/>
                     </w:rPr>
                     <w:t xml:space="preserve">  ft</w:t>
@@ -1852,7 +1856,7 @@
                     <w:drawing>
                       <wp:inline distT="0" distB="0" distL="0" distR="0">
                         <wp:extent cx="1920240" cy="1165860"/>
-                        <wp:docPr id="2" name="Figure 2"/>
+                        <wp:docPr id="2" name="Figure 2" descr="Triangle. Dims: base: 15 ft; height: h."/>
                         <a:graphic xmlns:a="http://schemas.openxmlformats.org/drawingml/2006/main">
                           <a:graphicData uri="http://schemas.openxmlformats.org/drawingml/2006/picture">
                             <pic:pic xmlns:pic="http://schemas.openxmlformats.org/drawingml/2006/picture">
@@ -1887,7 +1891,7 @@
           </w:tbl>
           <w:p>
             <w:pPr>
-              <w:spacing w:before="0" w:after="0" w:line="24" w:lineRule="auto"/>
+              <w:spacing w:before="0" w:after="0" w:line="50" w:lineRule="exact"/>
             </w:pPr>
           </w:p>
         </w:tc>
@@ -1895,12 +1899,12 @@
     </w:tbl>
     <w:p>
       <w:pPr>
-        <w:spacing w:before="0" w:after="0" w:line="20" w:lineRule="exact"/>
+        <w:spacing w:before="0" w:after="0" w:line="50" w:lineRule="exact"/>
       </w:pPr>
     </w:p>
     <w:p>
       <w:pPr>
-        <w:spacing w:before="0" w:after="0" w:line="20" w:lineRule="exact"/>
+        <w:spacing w:before="0" w:after="0" w:line="50" w:lineRule="exact"/>
       </w:pPr>
     </w:p>
     <w:tbl>
@@ -1951,18 +1955,18 @@
                 <w:rFonts w:ascii="Avenir Next" w:hAnsi="Avenir Next" w:cs="Avenir Next" w:eastAsia="Avenir Next"/>
                 <w:b/>
                 <w:color w:val="1A1A1A"/>
+                <w:sz w:val="22"/>
+                <w:szCs w:val="20"/>
+              </w:rPr>
+              <w:t xml:space="preserve">6.</w:t>
+            </w:r>
+            <w:r>
+              <w:rPr>
+                <w:rFonts w:ascii="Avenir Next" w:hAnsi="Avenir Next" w:cs="Avenir Next" w:eastAsia="Avenir Next"/>
+                <w:color w:val="1A1A1A"/>
                 <w:sz w:val="20"/>
                 <w:szCs w:val="20"/>
               </w:rPr>
-              <w:t xml:space="preserve">6.</w:t>
-            </w:r>
-            <w:r>
-              <w:rPr>
-                <w:rFonts w:ascii="Avenir Next" w:hAnsi="Avenir Next" w:cs="Avenir Next" w:eastAsia="Avenir Next"/>
-                <w:color w:val="1A1A1A"/>
-                <w:sz w:val="20"/>
-                <w:szCs w:val="20"/>
-              </w:rPr>
               <w:tab/>
             </w:r>
             <w:r>
@@ -1970,7 +1974,7 @@
                 <w:rFonts w:ascii="Avenir Next" w:hAnsi="Avenir Next" w:cs="Avenir Next" w:eastAsia="Avenir Next"/>
                 <w:b/>
                 <w:color w:val="1A1A1A"/>
-                <w:sz w:val="20"/>
+                <w:sz w:val="22"/>
                 <w:szCs w:val="20"/>
               </w:rPr>
               <w:t xml:space="preserve">Sign Claim.  </w:t>
@@ -1979,7 +1983,7 @@
               <w:rPr>
                 <w:rFonts w:ascii="Avenir Next" w:hAnsi="Avenir Next" w:cs="Avenir Next" w:eastAsia="Avenir Next"/>
                 <w:color w:val="1A1A1A"/>
-                <w:sz w:val="20"/>
+                <w:sz w:val="22"/>
                 <w:szCs w:val="20"/>
               </w:rPr>
               <w:t xml:space="preserve">A triangular sign has an area of 84 cm² and a height of 7 cm. Rosa says the base must be 28 cm. Is she right? Use the formula.</w:t>
@@ -1996,7 +2000,7 @@
                 <w:rFonts w:ascii="Avenir Next" w:hAnsi="Avenir Next" w:cs="Avenir Next" w:eastAsia="Avenir Next"/>
                 <w:b/>
                 <w:color w:val="003A70"/>
-                <w:sz w:val="17"/>
+                <w:sz w:val="22"/>
                 <w:szCs w:val="17"/>
               </w:rPr>
               <w:t xml:space="preserve">Hint  </w:t>
@@ -2006,7 +2010,7 @@
                 <w:rFonts w:ascii="Avenir Next" w:hAnsi="Avenir Next" w:cs="Avenir Next" w:eastAsia="Avenir Next"/>
                 <w:i/>
                 <w:color w:val="5A5F66"/>
-                <w:sz w:val="17"/>
+                <w:sz w:val="22"/>
                 <w:szCs w:val="17"/>
               </w:rPr>
               <w:t xml:space="preserve">Put Rosa’s base into ½ × b × h and check.</w:t>
@@ -2014,7 +2018,7 @@
           </w:p>
           <w:p>
             <w:pPr>
-              <w:spacing w:before="0" w:after="0" w:line="60" w:lineRule="auto"/>
+              <w:spacing w:before="0" w:after="0" w:line="50" w:lineRule="exact"/>
             </w:pPr>
           </w:p>
           <w:tbl>
@@ -2083,7 +2087,7 @@
                 <w:rFonts w:ascii="Avenir Next" w:hAnsi="Avenir Next" w:cs="Avenir Next" w:eastAsia="Avenir Next"/>
                 <w:b/>
                 <w:color w:val="1A1A1A"/>
-                <w:sz w:val="18"/>
+                <w:sz w:val="22"/>
                 <w:szCs w:val="18"/>
               </w:rPr>
               <w:t xml:space="preserve">Base</w:t>
@@ -2118,18 +2122,18 @@
                 <w:rFonts w:ascii="Avenir Next" w:hAnsi="Avenir Next" w:cs="Avenir Next" w:eastAsia="Avenir Next"/>
                 <w:b/>
                 <w:color w:val="1A1A1A"/>
+                <w:sz w:val="22"/>
+                <w:szCs w:val="20"/>
+              </w:rPr>
+              <w:t xml:space="preserve">7.</w:t>
+            </w:r>
+            <w:r>
+              <w:rPr>
+                <w:rFonts w:ascii="Avenir Next" w:hAnsi="Avenir Next" w:cs="Avenir Next" w:eastAsia="Avenir Next"/>
+                <w:color w:val="1A1A1A"/>
                 <w:sz w:val="20"/>
                 <w:szCs w:val="20"/>
               </w:rPr>
-              <w:t xml:space="preserve">7.</w:t>
-            </w:r>
-            <w:r>
-              <w:rPr>
-                <w:rFonts w:ascii="Avenir Next" w:hAnsi="Avenir Next" w:cs="Avenir Next" w:eastAsia="Avenir Next"/>
-                <w:color w:val="1A1A1A"/>
-                <w:sz w:val="20"/>
-                <w:szCs w:val="20"/>
-              </w:rPr>
               <w:tab/>
             </w:r>
             <w:r>
@@ -2137,7 +2141,7 @@
                 <w:rFonts w:ascii="Avenir Next" w:hAnsi="Avenir Next" w:cs="Avenir Next" w:eastAsia="Avenir Next"/>
                 <w:b/>
                 <w:color w:val="1A1A1A"/>
-                <w:sz w:val="20"/>
+                <w:sz w:val="22"/>
                 <w:szCs w:val="20"/>
               </w:rPr>
               <w:t xml:space="preserve">Sandbox Wedge.  </w:t>
@@ -2146,7 +2150,7 @@
               <w:rPr>
                 <w:rFonts w:ascii="Avenir Next" w:hAnsi="Avenir Next" w:cs="Avenir Next" w:eastAsia="Avenir Next"/>
                 <w:color w:val="1A1A1A"/>
-                <w:sz w:val="20"/>
+                <w:sz w:val="22"/>
                 <w:szCs w:val="20"/>
               </w:rPr>
               <w:t xml:space="preserve">A triangular wedge of a sandbox covers 45 m². Its height is 5 m. Find the base.</w:t>
@@ -2154,7 +2158,7 @@
           </w:p>
           <w:p>
             <w:pPr>
-              <w:spacing w:before="0" w:after="0" w:line="60" w:lineRule="auto"/>
+              <w:spacing w:before="0" w:after="0" w:line="50" w:lineRule="exact"/>
             </w:pPr>
           </w:p>
           <w:tbl>
@@ -2223,25 +2227,25 @@
                 <w:rFonts w:ascii="Avenir Next" w:hAnsi="Avenir Next" w:cs="Avenir Next" w:eastAsia="Avenir Next"/>
                 <w:b/>
                 <w:color w:val="1A1A1A"/>
+                <w:sz w:val="22"/>
+                <w:szCs w:val="18"/>
+              </w:rPr>
+              <w:t xml:space="preserve">Answer</w:t>
+            </w:r>
+            <w:r>
+              <w:rPr>
+                <w:rFonts w:ascii="Avenir Next" w:hAnsi="Avenir Next" w:cs="Avenir Next" w:eastAsia="Avenir Next"/>
+                <w:color w:val="1A1A1A"/>
                 <w:sz w:val="18"/>
                 <w:szCs w:val="18"/>
               </w:rPr>
-              <w:t xml:space="preserve">Answer</w:t>
-            </w:r>
-            <w:r>
-              <w:rPr>
-                <w:rFonts w:ascii="Avenir Next" w:hAnsi="Avenir Next" w:cs="Avenir Next" w:eastAsia="Avenir Next"/>
-                <w:color w:val="1A1A1A"/>
-                <w:sz w:val="18"/>
-                <w:szCs w:val="18"/>
-              </w:rPr>
               <w:tab/>
             </w:r>
             <w:r>
               <w:rPr>
                 <w:rFonts w:ascii="Avenir Next" w:hAnsi="Avenir Next" w:cs="Avenir Next" w:eastAsia="Avenir Next"/>
                 <w:color w:val="1A1A1A"/>
-                <w:sz w:val="18"/>
+                <w:sz w:val="22"/>
                 <w:szCs w:val="18"/>
               </w:rPr>
               <w:t xml:space="preserve">  m</w:t>
@@ -2252,12 +2256,12 @@
     </w:tbl>
     <w:p>
       <w:pPr>
-        <w:spacing w:before="0" w:after="0" w:line="20" w:lineRule="exact"/>
+        <w:spacing w:before="0" w:after="0" w:line="50" w:lineRule="exact"/>
       </w:pPr>
     </w:p>
     <w:p>
       <w:pPr>
-        <w:spacing w:before="0" w:after="0" w:line="20" w:lineRule="exact"/>
+        <w:spacing w:before="0" w:after="0" w:line="50" w:lineRule="exact"/>
       </w:pPr>
     </w:p>
     <w:tbl>
@@ -2307,18 +2311,18 @@
                 <w:rFonts w:ascii="Avenir Next" w:hAnsi="Avenir Next" w:cs="Avenir Next" w:eastAsia="Avenir Next"/>
                 <w:b/>
                 <w:color w:val="1A1A1A"/>
+                <w:sz w:val="22"/>
+                <w:szCs w:val="20"/>
+              </w:rPr>
+              <w:t xml:space="preserve">8.</w:t>
+            </w:r>
+            <w:r>
+              <w:rPr>
+                <w:rFonts w:ascii="Avenir Next" w:hAnsi="Avenir Next" w:cs="Avenir Next" w:eastAsia="Avenir Next"/>
+                <w:color w:val="1A1A1A"/>
                 <w:sz w:val="20"/>
                 <w:szCs w:val="20"/>
               </w:rPr>
-              <w:t xml:space="preserve">8.</w:t>
-            </w:r>
-            <w:r>
-              <w:rPr>
-                <w:rFonts w:ascii="Avenir Next" w:hAnsi="Avenir Next" w:cs="Avenir Next" w:eastAsia="Avenir Next"/>
-                <w:color w:val="1A1A1A"/>
-                <w:sz w:val="20"/>
-                <w:szCs w:val="20"/>
-              </w:rPr>
               <w:tab/>
             </w:r>
             <w:r>
@@ -2326,7 +2330,7 @@
                 <w:rFonts w:ascii="Avenir Next" w:hAnsi="Avenir Next" w:cs="Avenir Next" w:eastAsia="Avenir Next"/>
                 <w:b/>
                 <w:color w:val="1A1A1A"/>
-                <w:sz w:val="20"/>
+                <w:sz w:val="22"/>
                 <w:szCs w:val="20"/>
               </w:rPr>
               <w:t xml:space="preserve">Two Signs.  </w:t>
@@ -2335,7 +2339,7 @@
               <w:rPr>
                 <w:rFonts w:ascii="Avenir Next" w:hAnsi="Avenir Next" w:cs="Avenir Next" w:eastAsia="Avenir Next"/>
                 <w:color w:val="1A1A1A"/>
-                <w:sz w:val="20"/>
+                <w:sz w:val="22"/>
                 <w:szCs w:val="20"/>
               </w:rPr>
               <w:t xml:space="preserve">Sign A is a triangle with area 120 ft² and base 16 ft. Sign B is a triangle with area 120 ft² and height 12 ft.</w:t>
@@ -2355,10 +2359,28 @@
                 <w:rFonts w:ascii="Avenir Next" w:hAnsi="Avenir Next" w:cs="Avenir Next" w:eastAsia="Avenir Next"/>
                 <w:b/>
                 <w:color w:val="003A70"/>
+                <w:sz w:val="22"/>
+                <w:szCs w:val="20"/>
+              </w:rPr>
+              <w:t xml:space="preserve">a.</w:t>
+            </w:r>
+            <w:r>
+              <w:rPr>
+                <w:rFonts w:ascii="Avenir Next" w:hAnsi="Avenir Next" w:cs="Avenir Next" w:eastAsia="Avenir Next"/>
+                <w:color w:val="1A1A1A"/>
                 <w:sz w:val="20"/>
                 <w:szCs w:val="20"/>
               </w:rPr>
-              <w:t xml:space="preserve">a.</w:t>
+              <w:tab/>
+            </w:r>
+            <w:r>
+              <w:rPr>
+                <w:rFonts w:ascii="Avenir Next" w:hAnsi="Avenir Next" w:cs="Avenir Next" w:eastAsia="Avenir Next"/>
+                <w:color w:val="1A1A1A"/>
+                <w:sz w:val="22"/>
+                <w:szCs w:val="20"/>
+              </w:rPr>
+              <w:t xml:space="preserve">Find the height of Sign A.</w:t>
             </w:r>
             <w:r>
               <w:rPr>
@@ -2367,7 +2389,7 @@
                 <w:sz w:val="20"/>
                 <w:szCs w:val="20"/>
               </w:rPr>
-              <w:tab/>
+              <w:t xml:space="preserve">  </w:t>
             </w:r>
             <w:r>
               <w:rPr>
@@ -2375,24 +2397,6 @@
                 <w:color w:val="1A1A1A"/>
                 <w:sz w:val="20"/>
                 <w:szCs w:val="20"/>
-              </w:rPr>
-              <w:t xml:space="preserve">Find the height of Sign A.</w:t>
-            </w:r>
-            <w:r>
-              <w:rPr>
-                <w:rFonts w:ascii="Avenir Next" w:hAnsi="Avenir Next" w:cs="Avenir Next" w:eastAsia="Avenir Next"/>
-                <w:color w:val="1A1A1A"/>
-                <w:sz w:val="20"/>
-                <w:szCs w:val="20"/>
-              </w:rPr>
-              <w:t xml:space="preserve">  </w:t>
-            </w:r>
-            <w:r>
-              <w:rPr>
-                <w:rFonts w:ascii="Avenir Next" w:hAnsi="Avenir Next" w:cs="Avenir Next" w:eastAsia="Avenir Next"/>
-                <w:color w:val="1A1A1A"/>
-                <w:sz w:val="20"/>
-                <w:szCs w:val="20"/>
                 <w:u w:val="single"/>
               </w:rPr>
               <w:t xml:space="preserve">                </w:t>
@@ -2401,7 +2405,7 @@
               <w:rPr>
                 <w:rFonts w:ascii="Avenir Next" w:hAnsi="Avenir Next" w:cs="Avenir Next" w:eastAsia="Avenir Next"/>
                 <w:color w:val="1A1A1A"/>
-                <w:sz w:val="20"/>
+                <w:sz w:val="22"/>
                 <w:szCs w:val="20"/>
               </w:rPr>
               <w:t xml:space="preserve"> ft</w:t>
@@ -2421,10 +2425,28 @@
                 <w:rFonts w:ascii="Avenir Next" w:hAnsi="Avenir Next" w:cs="Avenir Next" w:eastAsia="Avenir Next"/>
                 <w:b/>
                 <w:color w:val="003A70"/>
+                <w:sz w:val="22"/>
+                <w:szCs w:val="20"/>
+              </w:rPr>
+              <w:t xml:space="preserve">b.</w:t>
+            </w:r>
+            <w:r>
+              <w:rPr>
+                <w:rFonts w:ascii="Avenir Next" w:hAnsi="Avenir Next" w:cs="Avenir Next" w:eastAsia="Avenir Next"/>
+                <w:color w:val="1A1A1A"/>
                 <w:sz w:val="20"/>
                 <w:szCs w:val="20"/>
               </w:rPr>
-              <w:t xml:space="preserve">b.</w:t>
+              <w:tab/>
+            </w:r>
+            <w:r>
+              <w:rPr>
+                <w:rFonts w:ascii="Avenir Next" w:hAnsi="Avenir Next" w:cs="Avenir Next" w:eastAsia="Avenir Next"/>
+                <w:color w:val="1A1A1A"/>
+                <w:sz w:val="22"/>
+                <w:szCs w:val="20"/>
+              </w:rPr>
+              <w:t xml:space="preserve">Find the base of Sign B.</w:t>
             </w:r>
             <w:r>
               <w:rPr>
@@ -2433,7 +2455,7 @@
                 <w:sz w:val="20"/>
                 <w:szCs w:val="20"/>
               </w:rPr>
-              <w:tab/>
+              <w:t xml:space="preserve">  </w:t>
             </w:r>
             <w:r>
               <w:rPr>
@@ -2441,24 +2463,6 @@
                 <w:color w:val="1A1A1A"/>
                 <w:sz w:val="20"/>
                 <w:szCs w:val="20"/>
-              </w:rPr>
-              <w:t xml:space="preserve">Find the base of Sign B.</w:t>
-            </w:r>
-            <w:r>
-              <w:rPr>
-                <w:rFonts w:ascii="Avenir Next" w:hAnsi="Avenir Next" w:cs="Avenir Next" w:eastAsia="Avenir Next"/>
-                <w:color w:val="1A1A1A"/>
-                <w:sz w:val="20"/>
-                <w:szCs w:val="20"/>
-              </w:rPr>
-              <w:t xml:space="preserve">  </w:t>
-            </w:r>
-            <w:r>
-              <w:rPr>
-                <w:rFonts w:ascii="Avenir Next" w:hAnsi="Avenir Next" w:cs="Avenir Next" w:eastAsia="Avenir Next"/>
-                <w:color w:val="1A1A1A"/>
-                <w:sz w:val="20"/>
-                <w:szCs w:val="20"/>
                 <w:u w:val="single"/>
               </w:rPr>
               <w:t xml:space="preserve">                </w:t>
@@ -2467,7 +2471,7 @@
               <w:rPr>
                 <w:rFonts w:ascii="Avenir Next" w:hAnsi="Avenir Next" w:cs="Avenir Next" w:eastAsia="Avenir Next"/>
                 <w:color w:val="1A1A1A"/>
-                <w:sz w:val="20"/>
+                <w:sz w:val="22"/>
                 <w:szCs w:val="20"/>
               </w:rPr>
               <w:t xml:space="preserve"> ft</w:t>
@@ -2487,25 +2491,25 @@
                 <w:rFonts w:ascii="Avenir Next" w:hAnsi="Avenir Next" w:cs="Avenir Next" w:eastAsia="Avenir Next"/>
                 <w:b/>
                 <w:color w:val="003A70"/>
+                <w:sz w:val="22"/>
+                <w:szCs w:val="20"/>
+              </w:rPr>
+              <w:t xml:space="preserve">c.</w:t>
+            </w:r>
+            <w:r>
+              <w:rPr>
+                <w:rFonts w:ascii="Avenir Next" w:hAnsi="Avenir Next" w:cs="Avenir Next" w:eastAsia="Avenir Next"/>
+                <w:color w:val="1A1A1A"/>
                 <w:sz w:val="20"/>
                 <w:szCs w:val="20"/>
               </w:rPr>
-              <w:t xml:space="preserve">c.</w:t>
-            </w:r>
-            <w:r>
-              <w:rPr>
-                <w:rFonts w:ascii="Avenir Next" w:hAnsi="Avenir Next" w:cs="Avenir Next" w:eastAsia="Avenir Next"/>
-                <w:color w:val="1A1A1A"/>
-                <w:sz w:val="20"/>
-                <w:szCs w:val="20"/>
-              </w:rPr>
               <w:tab/>
             </w:r>
             <w:r>
               <w:rPr>
                 <w:rFonts w:ascii="Avenir Next" w:hAnsi="Avenir Next" w:cs="Avenir Next" w:eastAsia="Avenir Next"/>
                 <w:color w:val="1A1A1A"/>
-                <w:sz w:val="20"/>
+                <w:sz w:val="22"/>
                 <w:szCs w:val="20"/>
               </w:rPr>
               <w:t xml:space="preserve">Both signs have the same area. How can their shapes be different?</w:t>
@@ -2513,7 +2517,7 @@
           </w:p>
           <w:p>
             <w:pPr>
-              <w:spacing w:before="0" w:after="0" w:line="60" w:lineRule="auto"/>
+              <w:spacing w:before="0" w:after="0" w:line="50" w:lineRule="exact"/>
             </w:pPr>
           </w:p>
           <w:tbl>
@@ -2571,7 +2575,7 @@
           </w:tbl>
           <w:p>
             <w:pPr>
-              <w:spacing w:before="0" w:after="0" w:line="24" w:lineRule="auto"/>
+              <w:spacing w:before="0" w:after="0" w:line="50" w:lineRule="exact"/>
             </w:pPr>
           </w:p>
         </w:tc>
@@ -2579,11 +2583,12 @@
     </w:tbl>
     <w:p>
       <w:pPr>
-        <w:spacing w:before="0" w:after="0" w:line="20" w:lineRule="exact"/>
+        <w:spacing w:before="0" w:after="0" w:line="50" w:lineRule="exact"/>
       </w:pPr>
     </w:p>
     <w:p>
       <w:pPr>
+        <w:pStyle w:val="Heading2"/>
         <w:keepNext/>
         <w:pBdr>
           <w:bottom w:val="single" w:sz="8" w:space="3" w:color="003A70"/>
@@ -2599,7 +2604,7 @@
           <w:b/>
           <w:color w:val="003A70"/>
           <w:spacing w:val="14"/>
-          <w:sz w:val="19"/>
+          <w:sz w:val="22"/>
           <w:szCs w:val="19"/>
         </w:rPr>
         <w:t xml:space="preserve">FIND THE ERROR</w:t>
@@ -2618,7 +2623,7 @@
           <w:rFonts w:ascii="Avenir Next" w:hAnsi="Avenir Next" w:cs="Avenir Next" w:eastAsia="Avenir Next"/>
           <w:i/>
           <w:color w:val="5A5F66"/>
-          <w:sz w:val="17"/>
+          <w:sz w:val="22"/>
           <w:szCs w:val="17"/>
         </w:rPr>
         <w:t xml:space="preserve">explain the mistake, then fix it</w:t>
@@ -2626,7 +2631,7 @@
     </w:p>
     <w:p>
       <w:pPr>
-        <w:spacing w:before="0" w:after="0" w:line="20" w:lineRule="exact"/>
+        <w:spacing w:before="0" w:after="0" w:line="50" w:lineRule="exact"/>
       </w:pPr>
     </w:p>
     <w:tbl>
@@ -2676,18 +2681,18 @@
                 <w:rFonts w:ascii="Avenir Next" w:hAnsi="Avenir Next" w:cs="Avenir Next" w:eastAsia="Avenir Next"/>
                 <w:b/>
                 <w:color w:val="1A1A1A"/>
+                <w:sz w:val="22"/>
+                <w:szCs w:val="20"/>
+              </w:rPr>
+              <w:t xml:space="preserve">9.</w:t>
+            </w:r>
+            <w:r>
+              <w:rPr>
+                <w:rFonts w:ascii="Avenir Next" w:hAnsi="Avenir Next" w:cs="Avenir Next" w:eastAsia="Avenir Next"/>
+                <w:color w:val="1A1A1A"/>
                 <w:sz w:val="20"/>
                 <w:szCs w:val="20"/>
               </w:rPr>
-              <w:t xml:space="preserve">9.</w:t>
-            </w:r>
-            <w:r>
-              <w:rPr>
-                <w:rFonts w:ascii="Avenir Next" w:hAnsi="Avenir Next" w:cs="Avenir Next" w:eastAsia="Avenir Next"/>
-                <w:color w:val="1A1A1A"/>
-                <w:sz w:val="20"/>
-                <w:szCs w:val="20"/>
-              </w:rPr>
               <w:tab/>
             </w:r>
             <w:r>
@@ -2695,7 +2700,7 @@
                 <w:rFonts w:ascii="Avenir Next" w:hAnsi="Avenir Next" w:cs="Avenir Next" w:eastAsia="Avenir Next"/>
                 <w:b/>
                 <w:color w:val="1A1A1A"/>
-                <w:sz w:val="20"/>
+                <w:sz w:val="22"/>
                 <w:szCs w:val="20"/>
               </w:rPr>
               <w:t xml:space="preserve">Bennett’s Work.  </w:t>
@@ -2704,7 +2709,7 @@
               <w:rPr>
                 <w:rFonts w:ascii="Avenir Next" w:hAnsi="Avenir Next" w:cs="Avenir Next" w:eastAsia="Avenir Next"/>
                 <w:color w:val="1A1A1A"/>
-                <w:sz w:val="20"/>
+                <w:sz w:val="22"/>
                 <w:szCs w:val="20"/>
               </w:rPr>
               <w:t xml:space="preserve">A triangle has an area of 66 ft² and a base of 11 ft. Bennett wrote: “66 ÷ 11 = 6, so the height is 6 ft.” Explain his mistake. Then find the height.</w:t>
@@ -2750,7 +2755,7 @@
                 </w:tcPr>
                 <w:p>
                   <w:pPr>
-                    <w:spacing w:before="0" w:after="0" w:line="240" w:lineRule="auto"/>
+                    <w:spacing w:before="0" w:after="0" w:line="50" w:lineRule="exact"/>
                   </w:pPr>
                 </w:p>
               </w:tc>
@@ -2770,7 +2775,7 @@
                 </w:tcPr>
                 <w:p>
                   <w:pPr>
-                    <w:spacing w:before="0" w:after="0" w:line="240" w:lineRule="auto"/>
+                    <w:spacing w:before="0" w:after="0" w:line="50" w:lineRule="exact"/>
                   </w:pPr>
                 </w:p>
               </w:tc>
@@ -2790,7 +2795,7 @@
                 </w:tcPr>
                 <w:p>
                   <w:pPr>
-                    <w:spacing w:before="0" w:after="0" w:line="240" w:lineRule="auto"/>
+                    <w:spacing w:before="0" w:after="0" w:line="50" w:lineRule="exact"/>
                   </w:pPr>
                 </w:p>
               </w:tc>
@@ -2798,7 +2803,7 @@
           </w:tbl>
           <w:p>
             <w:pPr>
-              <w:spacing w:before="0" w:after="0" w:line="24" w:lineRule="auto"/>
+              <w:spacing w:before="0" w:after="0" w:line="50" w:lineRule="exact"/>
             </w:pPr>
           </w:p>
         </w:tc>
@@ -2806,11 +2811,12 @@
     </w:tbl>
     <w:p>
       <w:pPr>
-        <w:spacing w:before="0" w:after="0" w:line="20" w:lineRule="exact"/>
+        <w:spacing w:before="0" w:after="0" w:line="50" w:lineRule="exact"/>
       </w:pPr>
     </w:p>
     <w:p>
       <w:pPr>
+        <w:pStyle w:val="Heading2"/>
         <w:keepNext/>
         <w:pBdr>
           <w:bottom w:val="single" w:sz="8" w:space="3" w:color="003A70"/>
@@ -2826,7 +2832,7 @@
           <w:b/>
           <w:color w:val="003A70"/>
           <w:spacing w:val="14"/>
-          <w:sz w:val="19"/>
+          <w:sz w:val="22"/>
           <w:szCs w:val="19"/>
         </w:rPr>
         <w:t xml:space="preserve">TEST PRACTICE</w:t>
@@ -2845,7 +2851,7 @@
           <w:rFonts w:ascii="Avenir Next" w:hAnsi="Avenir Next" w:cs="Avenir Next" w:eastAsia="Avenir Next"/>
           <w:i/>
           <w:color w:val="5A5F66"/>
-          <w:sz w:val="17"/>
+          <w:sz w:val="22"/>
           <w:szCs w:val="17"/>
         </w:rPr>
         <w:t xml:space="preserve">choose the best answer</w:t>
@@ -2853,7 +2859,7 @@
     </w:p>
     <w:p>
       <w:pPr>
-        <w:spacing w:before="0" w:after="0" w:line="20" w:lineRule="exact"/>
+        <w:spacing w:before="0" w:after="0" w:line="50" w:lineRule="exact"/>
       </w:pPr>
     </w:p>
     <w:tbl>
@@ -2903,25 +2909,25 @@
                 <w:rFonts w:ascii="Avenir Next" w:hAnsi="Avenir Next" w:cs="Avenir Next" w:eastAsia="Avenir Next"/>
                 <w:b/>
                 <w:color w:val="1A1A1A"/>
+                <w:sz w:val="22"/>
+                <w:szCs w:val="20"/>
+              </w:rPr>
+              <w:t xml:space="preserve">10.</w:t>
+            </w:r>
+            <w:r>
+              <w:rPr>
+                <w:rFonts w:ascii="Avenir Next" w:hAnsi="Avenir Next" w:cs="Avenir Next" w:eastAsia="Avenir Next"/>
+                <w:color w:val="1A1A1A"/>
                 <w:sz w:val="20"/>
                 <w:szCs w:val="20"/>
               </w:rPr>
-              <w:t xml:space="preserve">10.</w:t>
-            </w:r>
-            <w:r>
-              <w:rPr>
-                <w:rFonts w:ascii="Avenir Next" w:hAnsi="Avenir Next" w:cs="Avenir Next" w:eastAsia="Avenir Next"/>
-                <w:color w:val="1A1A1A"/>
-                <w:sz w:val="20"/>
-                <w:szCs w:val="20"/>
-              </w:rPr>
               <w:tab/>
             </w:r>
             <w:r>
               <w:rPr>
                 <w:rFonts w:ascii="Avenir Next" w:hAnsi="Avenir Next" w:cs="Avenir Next" w:eastAsia="Avenir Next"/>
                 <w:color w:val="1A1A1A"/>
-                <w:sz w:val="20"/>
+                <w:sz w:val="22"/>
                 <w:szCs w:val="20"/>
               </w:rPr>
               <w:t xml:space="preserve">A triangle has area 60 cm² and base 10 cm. Its height is —</w:t>
@@ -2977,25 +2983,25 @@
                       <w:rFonts w:ascii="Avenir Next" w:hAnsi="Avenir Next" w:cs="Avenir Next" w:eastAsia="Avenir Next"/>
                       <w:b/>
                       <w:color w:val="003A70"/>
+                      <w:sz w:val="22"/>
+                      <w:szCs w:val="19"/>
+                    </w:rPr>
+                    <w:t xml:space="preserve">A</w:t>
+                  </w:r>
+                  <w:r>
+                    <w:rPr>
+                      <w:rFonts w:ascii="Avenir Next" w:hAnsi="Avenir Next" w:cs="Avenir Next" w:eastAsia="Avenir Next"/>
+                      <w:color w:val="1A1A1A"/>
                       <w:sz w:val="19"/>
                       <w:szCs w:val="19"/>
                     </w:rPr>
-                    <w:t xml:space="preserve">A</w:t>
-                  </w:r>
-                  <w:r>
-                    <w:rPr>
-                      <w:rFonts w:ascii="Avenir Next" w:hAnsi="Avenir Next" w:cs="Avenir Next" w:eastAsia="Avenir Next"/>
-                      <w:color w:val="1A1A1A"/>
-                      <w:sz w:val="19"/>
-                      <w:szCs w:val="19"/>
-                    </w:rPr>
                     <w:tab/>
                   </w:r>
                   <w:r>
                     <w:rPr>
                       <w:rFonts w:ascii="Avenir Next" w:hAnsi="Avenir Next" w:cs="Avenir Next" w:eastAsia="Avenir Next"/>
                       <w:color w:val="1A1A1A"/>
-                      <w:sz w:val="19"/>
+                      <w:sz w:val="22"/>
                       <w:szCs w:val="19"/>
                     </w:rPr>
                     <w:t xml:space="preserve">6 cm</w:t>
@@ -3020,25 +3026,25 @@
                       <w:rFonts w:ascii="Avenir Next" w:hAnsi="Avenir Next" w:cs="Avenir Next" w:eastAsia="Avenir Next"/>
                       <w:b/>
                       <w:color w:val="003A70"/>
+                      <w:sz w:val="22"/>
+                      <w:szCs w:val="19"/>
+                    </w:rPr>
+                    <w:t xml:space="preserve">B</w:t>
+                  </w:r>
+                  <w:r>
+                    <w:rPr>
+                      <w:rFonts w:ascii="Avenir Next" w:hAnsi="Avenir Next" w:cs="Avenir Next" w:eastAsia="Avenir Next"/>
+                      <w:color w:val="1A1A1A"/>
                       <w:sz w:val="19"/>
                       <w:szCs w:val="19"/>
                     </w:rPr>
-                    <w:t xml:space="preserve">B</w:t>
-                  </w:r>
-                  <w:r>
-                    <w:rPr>
-                      <w:rFonts w:ascii="Avenir Next" w:hAnsi="Avenir Next" w:cs="Avenir Next" w:eastAsia="Avenir Next"/>
-                      <w:color w:val="1A1A1A"/>
-                      <w:sz w:val="19"/>
-                      <w:szCs w:val="19"/>
-                    </w:rPr>
                     <w:tab/>
                   </w:r>
                   <w:r>
                     <w:rPr>
                       <w:rFonts w:ascii="Avenir Next" w:hAnsi="Avenir Next" w:cs="Avenir Next" w:eastAsia="Avenir Next"/>
                       <w:color w:val="1A1A1A"/>
-                      <w:sz w:val="19"/>
+                      <w:sz w:val="22"/>
                       <w:szCs w:val="19"/>
                     </w:rPr>
                     <w:t xml:space="preserve">12 cm</w:t>
@@ -3063,25 +3069,25 @@
                       <w:rFonts w:ascii="Avenir Next" w:hAnsi="Avenir Next" w:cs="Avenir Next" w:eastAsia="Avenir Next"/>
                       <w:b/>
                       <w:color w:val="003A70"/>
+                      <w:sz w:val="22"/>
+                      <w:szCs w:val="19"/>
+                    </w:rPr>
+                    <w:t xml:space="preserve">C</w:t>
+                  </w:r>
+                  <w:r>
+                    <w:rPr>
+                      <w:rFonts w:ascii="Avenir Next" w:hAnsi="Avenir Next" w:cs="Avenir Next" w:eastAsia="Avenir Next"/>
+                      <w:color w:val="1A1A1A"/>
                       <w:sz w:val="19"/>
                       <w:szCs w:val="19"/>
                     </w:rPr>
-                    <w:t xml:space="preserve">C</w:t>
-                  </w:r>
-                  <w:r>
-                    <w:rPr>
-                      <w:rFonts w:ascii="Avenir Next" w:hAnsi="Avenir Next" w:cs="Avenir Next" w:eastAsia="Avenir Next"/>
-                      <w:color w:val="1A1A1A"/>
-                      <w:sz w:val="19"/>
-                      <w:szCs w:val="19"/>
-                    </w:rPr>
                     <w:tab/>
                   </w:r>
                   <w:r>
                     <w:rPr>
                       <w:rFonts w:ascii="Avenir Next" w:hAnsi="Avenir Next" w:cs="Avenir Next" w:eastAsia="Avenir Next"/>
                       <w:color w:val="1A1A1A"/>
-                      <w:sz w:val="19"/>
+                      <w:sz w:val="22"/>
                       <w:szCs w:val="19"/>
                     </w:rPr>
                     <w:t xml:space="preserve">50 cm</w:t>
@@ -3106,25 +3112,25 @@
                       <w:rFonts w:ascii="Avenir Next" w:hAnsi="Avenir Next" w:cs="Avenir Next" w:eastAsia="Avenir Next"/>
                       <w:b/>
                       <w:color w:val="003A70"/>
+                      <w:sz w:val="22"/>
+                      <w:szCs w:val="19"/>
+                    </w:rPr>
+                    <w:t xml:space="preserve">D</w:t>
+                  </w:r>
+                  <w:r>
+                    <w:rPr>
+                      <w:rFonts w:ascii="Avenir Next" w:hAnsi="Avenir Next" w:cs="Avenir Next" w:eastAsia="Avenir Next"/>
+                      <w:color w:val="1A1A1A"/>
                       <w:sz w:val="19"/>
                       <w:szCs w:val="19"/>
                     </w:rPr>
-                    <w:t xml:space="preserve">D</w:t>
-                  </w:r>
-                  <w:r>
-                    <w:rPr>
-                      <w:rFonts w:ascii="Avenir Next" w:hAnsi="Avenir Next" w:cs="Avenir Next" w:eastAsia="Avenir Next"/>
-                      <w:color w:val="1A1A1A"/>
-                      <w:sz w:val="19"/>
-                      <w:szCs w:val="19"/>
-                    </w:rPr>
                     <w:tab/>
                   </w:r>
                   <w:r>
                     <w:rPr>
                       <w:rFonts w:ascii="Avenir Next" w:hAnsi="Avenir Next" w:cs="Avenir Next" w:eastAsia="Avenir Next"/>
                       <w:color w:val="1A1A1A"/>
-                      <w:sz w:val="19"/>
+                      <w:sz w:val="22"/>
                       <w:szCs w:val="19"/>
                     </w:rPr>
                     <w:t xml:space="preserve">600 cm</w:t>
@@ -3135,7 +3141,7 @@
           </w:tbl>
           <w:p>
             <w:pPr>
-              <w:spacing w:before="0" w:after="0" w:line="24" w:lineRule="auto"/>
+              <w:spacing w:before="0" w:after="0" w:line="50" w:lineRule="exact"/>
             </w:pPr>
           </w:p>
         </w:tc>
@@ -3143,12 +3149,12 @@
     </w:tbl>
     <w:p>
       <w:pPr>
-        <w:spacing w:before="0" w:after="0" w:line="20" w:lineRule="exact"/>
+        <w:spacing w:before="0" w:after="0" w:line="50" w:lineRule="exact"/>
       </w:pPr>
     </w:p>
     <w:p>
       <w:pPr>
-        <w:spacing w:before="0" w:after="0" w:line="20" w:lineRule="exact"/>
+        <w:spacing w:before="0" w:after="0" w:line="50" w:lineRule="exact"/>
       </w:pPr>
     </w:p>
     <w:tbl>
@@ -3198,25 +3204,25 @@
                 <w:rFonts w:ascii="Avenir Next" w:hAnsi="Avenir Next" w:cs="Avenir Next" w:eastAsia="Avenir Next"/>
                 <w:b/>
                 <w:color w:val="1A1A1A"/>
+                <w:sz w:val="22"/>
+                <w:szCs w:val="20"/>
+              </w:rPr>
+              <w:t xml:space="preserve">11.</w:t>
+            </w:r>
+            <w:r>
+              <w:rPr>
+                <w:rFonts w:ascii="Avenir Next" w:hAnsi="Avenir Next" w:cs="Avenir Next" w:eastAsia="Avenir Next"/>
+                <w:color w:val="1A1A1A"/>
                 <w:sz w:val="20"/>
                 <w:szCs w:val="20"/>
               </w:rPr>
-              <w:t xml:space="preserve">11.</w:t>
-            </w:r>
-            <w:r>
-              <w:rPr>
-                <w:rFonts w:ascii="Avenir Next" w:hAnsi="Avenir Next" w:cs="Avenir Next" w:eastAsia="Avenir Next"/>
-                <w:color w:val="1A1A1A"/>
-                <w:sz w:val="20"/>
-                <w:szCs w:val="20"/>
-              </w:rPr>
               <w:tab/>
             </w:r>
             <w:r>
               <w:rPr>
                 <w:rFonts w:ascii="Avenir Next" w:hAnsi="Avenir Next" w:cs="Avenir Next" w:eastAsia="Avenir Next"/>
                 <w:color w:val="1A1A1A"/>
-                <w:sz w:val="20"/>
+                <w:sz w:val="22"/>
                 <w:szCs w:val="20"/>
               </w:rPr>
               <w:t xml:space="preserve">A triangle has area 45 in² and height 9 in. Its base is —</w:t>
@@ -3272,25 +3278,25 @@
                       <w:rFonts w:ascii="Avenir Next" w:hAnsi="Avenir Next" w:cs="Avenir Next" w:eastAsia="Avenir Next"/>
                       <w:b/>
                       <w:color w:val="003A70"/>
+                      <w:sz w:val="22"/>
+                      <w:szCs w:val="19"/>
+                    </w:rPr>
+                    <w:t xml:space="preserve">A</w:t>
+                  </w:r>
+                  <w:r>
+                    <w:rPr>
+                      <w:rFonts w:ascii="Avenir Next" w:hAnsi="Avenir Next" w:cs="Avenir Next" w:eastAsia="Avenir Next"/>
+                      <w:color w:val="1A1A1A"/>
                       <w:sz w:val="19"/>
                       <w:szCs w:val="19"/>
                     </w:rPr>
-                    <w:t xml:space="preserve">A</w:t>
-                  </w:r>
-                  <w:r>
-                    <w:rPr>
-                      <w:rFonts w:ascii="Avenir Next" w:hAnsi="Avenir Next" w:cs="Avenir Next" w:eastAsia="Avenir Next"/>
-                      <w:color w:val="1A1A1A"/>
-                      <w:sz w:val="19"/>
-                      <w:szCs w:val="19"/>
-                    </w:rPr>
                     <w:tab/>
                   </w:r>
                   <w:r>
                     <w:rPr>
                       <w:rFonts w:ascii="Avenir Next" w:hAnsi="Avenir Next" w:cs="Avenir Next" w:eastAsia="Avenir Next"/>
                       <w:color w:val="1A1A1A"/>
-                      <w:sz w:val="19"/>
+                      <w:sz w:val="22"/>
                       <w:szCs w:val="19"/>
                     </w:rPr>
                     <w:t xml:space="preserve">5 in.</w:t>
@@ -3315,25 +3321,25 @@
                       <w:rFonts w:ascii="Avenir Next" w:hAnsi="Avenir Next" w:cs="Avenir Next" w:eastAsia="Avenir Next"/>
                       <w:b/>
                       <w:color w:val="003A70"/>
+                      <w:sz w:val="22"/>
+                      <w:szCs w:val="19"/>
+                    </w:rPr>
+                    <w:t xml:space="preserve">B</w:t>
+                  </w:r>
+                  <w:r>
+                    <w:rPr>
+                      <w:rFonts w:ascii="Avenir Next" w:hAnsi="Avenir Next" w:cs="Avenir Next" w:eastAsia="Avenir Next"/>
+                      <w:color w:val="1A1A1A"/>
                       <w:sz w:val="19"/>
                       <w:szCs w:val="19"/>
                     </w:rPr>
-                    <w:t xml:space="preserve">B</w:t>
-                  </w:r>
-                  <w:r>
-                    <w:rPr>
-                      <w:rFonts w:ascii="Avenir Next" w:hAnsi="Avenir Next" w:cs="Avenir Next" w:eastAsia="Avenir Next"/>
-                      <w:color w:val="1A1A1A"/>
-                      <w:sz w:val="19"/>
-                      <w:szCs w:val="19"/>
-                    </w:rPr>
                     <w:tab/>
                   </w:r>
                   <w:r>
                     <w:rPr>
                       <w:rFonts w:ascii="Avenir Next" w:hAnsi="Avenir Next" w:cs="Avenir Next" w:eastAsia="Avenir Next"/>
                       <w:color w:val="1A1A1A"/>
-                      <w:sz w:val="19"/>
+                      <w:sz w:val="22"/>
                       <w:szCs w:val="19"/>
                     </w:rPr>
                     <w:t xml:space="preserve">36 in.</w:t>
@@ -3358,25 +3364,25 @@
                       <w:rFonts w:ascii="Avenir Next" w:hAnsi="Avenir Next" w:cs="Avenir Next" w:eastAsia="Avenir Next"/>
                       <w:b/>
                       <w:color w:val="003A70"/>
+                      <w:sz w:val="22"/>
+                      <w:szCs w:val="19"/>
+                    </w:rPr>
+                    <w:t xml:space="preserve">C</w:t>
+                  </w:r>
+                  <w:r>
+                    <w:rPr>
+                      <w:rFonts w:ascii="Avenir Next" w:hAnsi="Avenir Next" w:cs="Avenir Next" w:eastAsia="Avenir Next"/>
+                      <w:color w:val="1A1A1A"/>
                       <w:sz w:val="19"/>
                       <w:szCs w:val="19"/>
                     </w:rPr>
-                    <w:t xml:space="preserve">C</w:t>
-                  </w:r>
-                  <w:r>
-                    <w:rPr>
-                      <w:rFonts w:ascii="Avenir Next" w:hAnsi="Avenir Next" w:cs="Avenir Next" w:eastAsia="Avenir Next"/>
-                      <w:color w:val="1A1A1A"/>
-                      <w:sz w:val="19"/>
-                      <w:szCs w:val="19"/>
-                    </w:rPr>
                     <w:tab/>
                   </w:r>
                   <w:r>
                     <w:rPr>
                       <w:rFonts w:ascii="Avenir Next" w:hAnsi="Avenir Next" w:cs="Avenir Next" w:eastAsia="Avenir Next"/>
                       <w:color w:val="1A1A1A"/>
-                      <w:sz w:val="19"/>
+                      <w:sz w:val="22"/>
                       <w:szCs w:val="19"/>
                     </w:rPr>
                     <w:t xml:space="preserve">10 in.</w:t>
@@ -3401,25 +3407,25 @@
                       <w:rFonts w:ascii="Avenir Next" w:hAnsi="Avenir Next" w:cs="Avenir Next" w:eastAsia="Avenir Next"/>
                       <w:b/>
                       <w:color w:val="003A70"/>
+                      <w:sz w:val="22"/>
+                      <w:szCs w:val="19"/>
+                    </w:rPr>
+                    <w:t xml:space="preserve">D</w:t>
+                  </w:r>
+                  <w:r>
+                    <w:rPr>
+                      <w:rFonts w:ascii="Avenir Next" w:hAnsi="Avenir Next" w:cs="Avenir Next" w:eastAsia="Avenir Next"/>
+                      <w:color w:val="1A1A1A"/>
                       <w:sz w:val="19"/>
                       <w:szCs w:val="19"/>
                     </w:rPr>
-                    <w:t xml:space="preserve">D</w:t>
-                  </w:r>
-                  <w:r>
-                    <w:rPr>
-                      <w:rFonts w:ascii="Avenir Next" w:hAnsi="Avenir Next" w:cs="Avenir Next" w:eastAsia="Avenir Next"/>
-                      <w:color w:val="1A1A1A"/>
-                      <w:sz w:val="19"/>
-                      <w:szCs w:val="19"/>
-                    </w:rPr>
                     <w:tab/>
                   </w:r>
                   <w:r>
                     <w:rPr>
                       <w:rFonts w:ascii="Avenir Next" w:hAnsi="Avenir Next" w:cs="Avenir Next" w:eastAsia="Avenir Next"/>
                       <w:color w:val="1A1A1A"/>
-                      <w:sz w:val="19"/>
+                      <w:sz w:val="22"/>
                       <w:szCs w:val="19"/>
                     </w:rPr>
                     <w:t xml:space="preserve">405 in.</w:t>
@@ -3430,7 +3436,7 @@
           </w:tbl>
           <w:p>
             <w:pPr>
-              <w:spacing w:before="0" w:after="0" w:line="24" w:lineRule="auto"/>
+              <w:spacing w:before="0" w:after="0" w:line="50" w:lineRule="exact"/>
             </w:pPr>
           </w:p>
         </w:tc>
@@ -3438,11 +3444,12 @@
     </w:tbl>
     <w:p>
       <w:pPr>
-        <w:spacing w:before="0" w:after="0" w:line="20" w:lineRule="exact"/>
+        <w:spacing w:before="0" w:after="0" w:line="50" w:lineRule="exact"/>
       </w:pPr>
     </w:p>
     <w:p>
       <w:pPr>
+        <w:pStyle w:val="Heading2"/>
         <w:keepNext/>
         <w:pBdr>
           <w:bottom w:val="single" w:sz="8" w:space="3" w:color="003A70"/>
@@ -3458,7 +3465,7 @@
           <w:b/>
           <w:color w:val="003A70"/>
           <w:spacing w:val="14"/>
-          <w:sz w:val="19"/>
+          <w:sz w:val="22"/>
           <w:szCs w:val="19"/>
         </w:rPr>
         <w:t xml:space="preserve">SELF-CHECK CODE</w:t>
@@ -3477,7 +3484,7 @@
           <w:rFonts w:ascii="Avenir Next" w:hAnsi="Avenir Next" w:cs="Avenir Next" w:eastAsia="Avenir Next"/>
           <w:i/>
           <w:color w:val="5A5F66"/>
-          <w:sz w:val="17"/>
+          <w:sz w:val="22"/>
           <w:szCs w:val="17"/>
         </w:rPr>
         <w:t xml:space="preserve">find your answer · copy its letter into that problem’s box · spell a math word</w:t>
@@ -3536,7 +3543,7 @@
                 <w:rFonts w:ascii="Avenir Next" w:hAnsi="Avenir Next" w:cs="Avenir Next" w:eastAsia="Avenir Next"/>
                 <w:b/>
                 <w:color w:val="1A1A1A"/>
-                <w:sz w:val="18"/>
+                <w:sz w:val="22"/>
                 <w:szCs w:val="18"/>
               </w:rPr>
               <w:t xml:space="preserve">13</w:t>
@@ -3552,7 +3559,7 @@
                 <w:rFonts w:ascii="Avenir Next" w:hAnsi="Avenir Next" w:cs="Avenir Next" w:eastAsia="Avenir Next"/>
                 <w:b/>
                 <w:color w:val="003A70"/>
-                <w:sz w:val="18"/>
+                <w:sz w:val="22"/>
                 <w:szCs w:val="18"/>
               </w:rPr>
               <w:t xml:space="preserve">Z</w:t>
@@ -3575,7 +3582,7 @@
                 <w:rFonts w:ascii="Avenir Next" w:hAnsi="Avenir Next" w:cs="Avenir Next" w:eastAsia="Avenir Next"/>
                 <w:b/>
                 <w:color w:val="1A1A1A"/>
-                <w:sz w:val="18"/>
+                <w:sz w:val="22"/>
                 <w:szCs w:val="18"/>
               </w:rPr>
               <w:t xml:space="preserve">14</w:t>
@@ -3591,7 +3598,7 @@
                 <w:rFonts w:ascii="Avenir Next" w:hAnsi="Avenir Next" w:cs="Avenir Next" w:eastAsia="Avenir Next"/>
                 <w:b/>
                 <w:color w:val="003A70"/>
-                <w:sz w:val="18"/>
+                <w:sz w:val="22"/>
                 <w:szCs w:val="18"/>
               </w:rPr>
               <w:t xml:space="preserve">M</w:t>
@@ -3614,7 +3621,7 @@
                 <w:rFonts w:ascii="Avenir Next" w:hAnsi="Avenir Next" w:cs="Avenir Next" w:eastAsia="Avenir Next"/>
                 <w:b/>
                 <w:color w:val="1A1A1A"/>
-                <w:sz w:val="18"/>
+                <w:sz w:val="22"/>
                 <w:szCs w:val="18"/>
               </w:rPr>
               <w:t xml:space="preserve">26</w:t>
@@ -3630,7 +3637,7 @@
                 <w:rFonts w:ascii="Avenir Next" w:hAnsi="Avenir Next" w:cs="Avenir Next" w:eastAsia="Avenir Next"/>
                 <w:b/>
                 <w:color w:val="003A70"/>
-                <w:sz w:val="18"/>
+                <w:sz w:val="22"/>
                 <w:szCs w:val="18"/>
               </w:rPr>
               <w:t xml:space="preserve">S</w:t>
@@ -3653,7 +3660,7 @@
                 <w:rFonts w:ascii="Avenir Next" w:hAnsi="Avenir Next" w:cs="Avenir Next" w:eastAsia="Avenir Next"/>
                 <w:b/>
                 <w:color w:val="1A1A1A"/>
-                <w:sz w:val="18"/>
+                <w:sz w:val="22"/>
                 <w:szCs w:val="18"/>
               </w:rPr>
               <w:t xml:space="preserve">20</w:t>
@@ -3669,7 +3676,7 @@
                 <w:rFonts w:ascii="Avenir Next" w:hAnsi="Avenir Next" w:cs="Avenir Next" w:eastAsia="Avenir Next"/>
                 <w:b/>
                 <w:color w:val="003A70"/>
-                <w:sz w:val="18"/>
+                <w:sz w:val="22"/>
                 <w:szCs w:val="18"/>
               </w:rPr>
               <w:t xml:space="preserve">G</w:t>
@@ -3692,7 +3699,7 @@
                 <w:rFonts w:ascii="Avenir Next" w:hAnsi="Avenir Next" w:cs="Avenir Next" w:eastAsia="Avenir Next"/>
                 <w:b/>
                 <w:color w:val="1A1A1A"/>
-                <w:sz w:val="18"/>
+                <w:sz w:val="22"/>
                 <w:szCs w:val="18"/>
               </w:rPr>
               <w:t xml:space="preserve">7</w:t>
@@ -3708,7 +3715,7 @@
                 <w:rFonts w:ascii="Avenir Next" w:hAnsi="Avenir Next" w:cs="Avenir Next" w:eastAsia="Avenir Next"/>
                 <w:b/>
                 <w:color w:val="003A70"/>
-                <w:sz w:val="18"/>
+                <w:sz w:val="22"/>
                 <w:szCs w:val="18"/>
               </w:rPr>
               <w:t xml:space="preserve">Q</w:t>
@@ -3731,7 +3738,7 @@
                 <w:rFonts w:ascii="Avenir Next" w:hAnsi="Avenir Next" w:cs="Avenir Next" w:eastAsia="Avenir Next"/>
                 <w:b/>
                 <w:color w:val="1A1A1A"/>
-                <w:sz w:val="18"/>
+                <w:sz w:val="22"/>
                 <w:szCs w:val="18"/>
               </w:rPr>
               <w:t xml:space="preserve">9</w:t>
@@ -3747,7 +3754,7 @@
                 <w:rFonts w:ascii="Avenir Next" w:hAnsi="Avenir Next" w:cs="Avenir Next" w:eastAsia="Avenir Next"/>
                 <w:b/>
                 <w:color w:val="003A70"/>
-                <w:sz w:val="18"/>
+                <w:sz w:val="22"/>
                 <w:szCs w:val="18"/>
               </w:rPr>
               <w:t xml:space="preserve">I</w:t>
@@ -3770,7 +3777,7 @@
                 <w:rFonts w:ascii="Avenir Next" w:hAnsi="Avenir Next" w:cs="Avenir Next" w:eastAsia="Avenir Next"/>
                 <w:b/>
                 <w:color w:val="1A1A1A"/>
-                <w:sz w:val="18"/>
+                <w:sz w:val="22"/>
                 <w:szCs w:val="18"/>
               </w:rPr>
               <w:t xml:space="preserve">24</w:t>
@@ -3786,7 +3793,7 @@
                 <w:rFonts w:ascii="Avenir Next" w:hAnsi="Avenir Next" w:cs="Avenir Next" w:eastAsia="Avenir Next"/>
                 <w:b/>
                 <w:color w:val="003A70"/>
-                <w:sz w:val="18"/>
+                <w:sz w:val="22"/>
                 <w:szCs w:val="18"/>
               </w:rPr>
               <w:t xml:space="preserve">I</w:t>
@@ -3809,7 +3816,7 @@
                 <w:rFonts w:ascii="Avenir Next" w:hAnsi="Avenir Next" w:cs="Avenir Next" w:eastAsia="Avenir Next"/>
                 <w:b/>
                 <w:color w:val="1A1A1A"/>
-                <w:sz w:val="18"/>
+                <w:sz w:val="22"/>
                 <w:szCs w:val="18"/>
               </w:rPr>
               <w:t xml:space="preserve">18</w:t>
@@ -3825,7 +3832,7 @@
                 <w:rFonts w:ascii="Avenir Next" w:hAnsi="Avenir Next" w:cs="Avenir Next" w:eastAsia="Avenir Next"/>
                 <w:b/>
                 <w:color w:val="003A70"/>
-                <w:sz w:val="18"/>
+                <w:sz w:val="22"/>
                 <w:szCs w:val="18"/>
               </w:rPr>
               <w:t xml:space="preserve">N</w:t>
@@ -3848,7 +3855,7 @@
                 <w:rFonts w:ascii="Avenir Next" w:hAnsi="Avenir Next" w:cs="Avenir Next" w:eastAsia="Avenir Next"/>
                 <w:b/>
                 <w:color w:val="1A1A1A"/>
-                <w:sz w:val="18"/>
+                <w:sz w:val="22"/>
                 <w:szCs w:val="18"/>
               </w:rPr>
               <w:t xml:space="preserve">4</w:t>
@@ -3864,7 +3871,7 @@
                 <w:rFonts w:ascii="Avenir Next" w:hAnsi="Avenir Next" w:cs="Avenir Next" w:eastAsia="Avenir Next"/>
                 <w:b/>
                 <w:color w:val="003A70"/>
-                <w:sz w:val="18"/>
+                <w:sz w:val="22"/>
                 <w:szCs w:val="18"/>
               </w:rPr>
               <w:t xml:space="preserve">X</w:t>
@@ -3887,7 +3894,7 @@
                 <w:rFonts w:ascii="Avenir Next" w:hAnsi="Avenir Next" w:cs="Avenir Next" w:eastAsia="Avenir Next"/>
                 <w:b/>
                 <w:color w:val="1A1A1A"/>
-                <w:sz w:val="18"/>
+                <w:sz w:val="22"/>
                 <w:szCs w:val="18"/>
               </w:rPr>
               <w:t xml:space="preserve">8</w:t>
@@ -3903,7 +3910,7 @@
                 <w:rFonts w:ascii="Avenir Next" w:hAnsi="Avenir Next" w:cs="Avenir Next" w:eastAsia="Avenir Next"/>
                 <w:b/>
                 <w:color w:val="003A70"/>
-                <w:sz w:val="18"/>
+                <w:sz w:val="22"/>
                 <w:szCs w:val="18"/>
               </w:rPr>
               <w:t xml:space="preserve">S</w:t>
@@ -3914,7 +3921,7 @@
     </w:tbl>
     <w:p>
       <w:pPr>
-        <w:spacing w:before="0" w:after="0" w:line="60" w:lineRule="auto"/>
+        <w:spacing w:before="0" w:after="0" w:line="50" w:lineRule="exact"/>
       </w:pPr>
     </w:p>
     <w:tbl>
@@ -4103,7 +4110,7 @@
     </w:tbl>
     <w:p>
       <w:pPr>
-        <w:spacing w:before="0" w:after="0" w:line="40" w:lineRule="auto"/>
+        <w:spacing w:before="0" w:after="0" w:line="50" w:lineRule="exact"/>
       </w:pPr>
     </w:p>
     <w:tbl>
@@ -4145,6 +4152,7 @@
           </w:tcPr>
           <w:p>
             <w:pPr>
+              <w:pStyle w:val="Heading2"/>
               <w:spacing w:before="0" w:after="0" w:line="240" w:lineRule="auto"/>
             </w:pPr>
             <w:r>
@@ -4182,7 +4190,7 @@
               <w:rPr>
                 <w:rFonts w:ascii="Avenir Next" w:hAnsi="Avenir Next" w:cs="Avenir Next" w:eastAsia="Avenir Next"/>
                 <w:color w:val="1A1A1A"/>
-                <w:sz w:val="17"/>
+                <w:sz w:val="22"/>
                 <w:szCs w:val="17"/>
               </w:rPr>
               <w:t xml:space="preserve">  I can do this on my own</w:t>
@@ -4211,7 +4219,7 @@
               <w:rPr>
                 <w:rFonts w:ascii="Avenir Next" w:hAnsi="Avenir Next" w:cs="Avenir Next" w:eastAsia="Avenir Next"/>
                 <w:color w:val="1A1A1A"/>
-                <w:sz w:val="17"/>
+                <w:sz w:val="22"/>
                 <w:szCs w:val="17"/>
               </w:rPr>
               <w:t xml:space="preserve">  I need a little help</w:t>
@@ -4240,7 +4248,7 @@
               <w:rPr>
                 <w:rFonts w:ascii="Avenir Next" w:hAnsi="Avenir Next" w:cs="Avenir Next" w:eastAsia="Avenir Next"/>
                 <w:color w:val="1A1A1A"/>
-                <w:sz w:val="17"/>
+                <w:sz w:val="22"/>
                 <w:szCs w:val="17"/>
               </w:rPr>
               <w:t xml:space="preserve">  I have a question about #</w:t>
@@ -4261,7 +4269,7 @@
     </w:tbl>
     <w:p>
       <w:pPr>
-        <w:spacing w:before="0" w:after="0" w:line="20" w:lineRule="exact"/>
+        <w:spacing w:before="0" w:after="0" w:line="50" w:lineRule="exact"/>
       </w:pPr>
     </w:p>
     <w:sectPr>
@@ -4347,7 +4355,106 @@
               <w:sz w:val="15"/>
               <w:szCs w:val="15"/>
             </w:rPr>
-            <w:t xml:space="preserve">Lesson 5-2  ·  Session 2  ·  Practice Form A</w:t>
+            <w:t xml:space="preserve">5-2 · Page </w:t>
+          </w:r>
+          <w:r>
+            <w:rPr>
+              <w:rFonts w:ascii="Avenir Next" w:hAnsi="Avenir Next" w:cs="Avenir Next" w:eastAsia="Avenir Next"/>
+              <w:color w:val="5A5F66"/>
+              <w:sz w:val="15"/>
+              <w:szCs w:val="15"/>
+            </w:rPr>
+            <w:fldChar w:fldCharType="begin"/>
+          </w:r>
+          <w:r>
+            <w:rPr>
+              <w:rFonts w:ascii="Avenir Next" w:hAnsi="Avenir Next" w:cs="Avenir Next" w:eastAsia="Avenir Next"/>
+              <w:color w:val="5A5F66"/>
+              <w:sz w:val="15"/>
+              <w:szCs w:val="15"/>
+            </w:rPr>
+            <w:instrText xml:space="preserve"> PAGE </w:instrText>
+          </w:r>
+          <w:r>
+            <w:rPr>
+              <w:rFonts w:ascii="Avenir Next" w:hAnsi="Avenir Next" w:cs="Avenir Next" w:eastAsia="Avenir Next"/>
+              <w:color w:val="5A5F66"/>
+              <w:sz w:val="15"/>
+              <w:szCs w:val="15"/>
+            </w:rPr>
+            <w:fldChar w:fldCharType="separate"/>
+          </w:r>
+          <w:r>
+            <w:rPr>
+              <w:rFonts w:ascii="Avenir Next" w:hAnsi="Avenir Next" w:cs="Avenir Next" w:eastAsia="Avenir Next"/>
+              <w:color w:val="5A5F66"/>
+              <w:sz w:val="15"/>
+              <w:szCs w:val="15"/>
+            </w:rPr>
+            <w:t xml:space="preserve">1</w:t>
+          </w:r>
+          <w:r>
+            <w:rPr>
+              <w:rFonts w:ascii="Avenir Next" w:hAnsi="Avenir Next" w:cs="Avenir Next" w:eastAsia="Avenir Next"/>
+              <w:color w:val="5A5F66"/>
+              <w:sz w:val="15"/>
+              <w:szCs w:val="15"/>
+            </w:rPr>
+            <w:fldChar w:fldCharType="end"/>
+          </w:r>
+          <w:r>
+            <w:rPr>
+              <w:rFonts w:ascii="Avenir Next" w:hAnsi="Avenir Next" w:cs="Avenir Next" w:eastAsia="Avenir Next"/>
+              <w:color w:val="5A5F66"/>
+              <w:sz w:val="15"/>
+              <w:szCs w:val="15"/>
+            </w:rPr>
+            <w:t xml:space="preserve"> of </w:t>
+          </w:r>
+          <w:r>
+            <w:rPr>
+              <w:rFonts w:ascii="Avenir Next" w:hAnsi="Avenir Next" w:cs="Avenir Next" w:eastAsia="Avenir Next"/>
+              <w:color w:val="5A5F66"/>
+              <w:sz w:val="15"/>
+              <w:szCs w:val="15"/>
+            </w:rPr>
+            <w:fldChar w:fldCharType="begin"/>
+          </w:r>
+          <w:r>
+            <w:rPr>
+              <w:rFonts w:ascii="Avenir Next" w:hAnsi="Avenir Next" w:cs="Avenir Next" w:eastAsia="Avenir Next"/>
+              <w:color w:val="5A5F66"/>
+              <w:sz w:val="15"/>
+              <w:szCs w:val="15"/>
+            </w:rPr>
+            <w:instrText xml:space="preserve"> NUMPAGES </w:instrText>
+          </w:r>
+          <w:r>
+            <w:rPr>
+              <w:rFonts w:ascii="Avenir Next" w:hAnsi="Avenir Next" w:cs="Avenir Next" w:eastAsia="Avenir Next"/>
+              <w:color w:val="5A5F66"/>
+              <w:sz w:val="15"/>
+              <w:szCs w:val="15"/>
+            </w:rPr>
+            <w:fldChar w:fldCharType="separate"/>
+          </w:r>
+          <w:r>
+            <w:rPr>
+              <w:rFonts w:ascii="Avenir Next" w:hAnsi="Avenir Next" w:cs="Avenir Next" w:eastAsia="Avenir Next"/>
+              <w:color w:val="5A5F66"/>
+              <w:sz w:val="15"/>
+              <w:szCs w:val="15"/>
+            </w:rPr>
+            <w:t xml:space="preserve">1</w:t>
+          </w:r>
+          <w:r>
+            <w:rPr>
+              <w:rFonts w:ascii="Avenir Next" w:hAnsi="Avenir Next" w:cs="Avenir Next" w:eastAsia="Avenir Next"/>
+              <w:color w:val="5A5F66"/>
+              <w:sz w:val="15"/>
+              <w:szCs w:val="15"/>
+            </w:rPr>
+            <w:fldChar w:fldCharType="end"/>
           </w:r>
         </w:p>
       </w:tc>
@@ -4390,5 +4497,23 @@
       </w:tblCellMar>
     </w:tblPr>
   </w:style>
+  <w:style w:type="paragraph" w:styleId="Heading1">
+    <w:name w:val="heading 1"/>
+    <w:basedOn w:val="Normal"/>
+    <w:pPr>
+      <w:outlineLvl w:val="0"/>
+      <w:keepNext w:val="0"/>
+      <w:keepLines w:val="0"/>
+    </w:pPr>
+  </w:style>
+  <w:style w:type="paragraph" w:styleId="Heading2">
+    <w:name w:val="heading 2"/>
+    <w:basedOn w:val="Normal"/>
+    <w:pPr>
+      <w:outlineLvl w:val="1"/>
+      <w:keepNext w:val="0"/>
+      <w:keepLines w:val="0"/>
+    </w:pPr>
+  </w:style>
 </w:styles>
 </file>